--- a/lessons/29/MotorControllerIntro.docx
+++ b/lessons/29/MotorControllerIntro.docx
@@ -357,82 +357,23 @@
           <w:ilvl w:val="0"/>
           <w:numId w:val="26"/>
         </w:numPr>
-        <w:rPr>
-          <w:rFonts w:asciiTheme="minorHAnsi" w:eastAsiaTheme="minorEastAsia" w:hAnsiTheme="minorHAnsi"/>
-        </w:rPr>
-      </w:pPr>
-      <w:r>
-        <w:t xml:space="preserve">Download the starter files for the activity using the </w:t>
-      </w:r>
-      <w:proofErr w:type="spellStart"/>
-      <w:r>
-        <w:t>wget</w:t>
-      </w:r>
-      <w:proofErr w:type="spellEnd"/>
-      <w:r>
-        <w:t xml:space="preserve"> instructions below</w:t>
+      </w:pPr>
+      <w:r>
+        <w:t xml:space="preserve">Download the starter files for the activity using </w:t>
+      </w:r>
+      <w:r>
+        <w:t xml:space="preserve">links provided on this week’s </w:t>
+      </w:r>
+      <w:r>
+        <w:t>page.</w:t>
       </w:r>
     </w:p>
     <w:p>
       <w:pPr>
-        <w:spacing w:after="120"/>
-        <w:rPr>
-          <w:b/>
-          <w:bCs/>
-        </w:rPr>
-      </w:pPr>
-    </w:p>
-    <w:p>
-      <w:pPr>
-        <w:spacing w:after="120"/>
-        <w:rPr>
-          <w:b/>
-          <w:bCs/>
-        </w:rPr>
-      </w:pPr>
-    </w:p>
-    <w:p>
-      <w:pPr>
-        <w:spacing w:after="120"/>
-        <w:rPr>
-          <w:sz w:val="18"/>
-          <w:szCs w:val="18"/>
-        </w:rPr>
-      </w:pPr>
-      <w:proofErr w:type="spellStart"/>
-      <w:r>
-        <w:rPr>
-          <w:sz w:val="18"/>
-          <w:szCs w:val="18"/>
-        </w:rPr>
-        <w:t>wget</w:t>
-      </w:r>
-      <w:proofErr w:type="spellEnd"/>
-      <w:r>
-        <w:rPr>
-          <w:sz w:val="18"/>
-          <w:szCs w:val="18"/>
-        </w:rPr>
-        <w:t xml:space="preserve"> </w:t>
-      </w:r>
-      <w:r>
-        <w:rPr>
-          <w:sz w:val="18"/>
-          <w:szCs w:val="18"/>
-        </w:rPr>
-        <w:t>https://k2controls.github.io/piRoverBuilds/L28.MotorControllerIntroduction/motor_control_intro.py</w:t>
-      </w:r>
-    </w:p>
-    <w:p>
-      <w:pPr>
         <w:pStyle w:val="Heading2"/>
       </w:pPr>
-    </w:p>
-    <w:p>
-      <w:pPr>
-        <w:pStyle w:val="Heading2"/>
-      </w:pPr>
-      <w:r>
+      <w:r>
+        <w:lastRenderedPageBreak/>
         <w:t>Part 1 – Investigate the hardware</w:t>
       </w:r>
     </w:p>
@@ -1036,7 +977,6 @@
         <w:rPr>
           <w:noProof/>
         </w:rPr>
-        <w:lastRenderedPageBreak/>
         <w:drawing>
           <wp:inline distT="0" distB="0" distL="0" distR="0" wp14:anchorId="78C43D3B" wp14:editId="0EF06FED">
             <wp:extent cx="4572000" cy="2395728"/>
@@ -1091,7 +1031,11 @@
         <w:t>, complete the simplified function table for a single channel below</w:t>
       </w:r>
       <w:r>
-        <w:t xml:space="preserve"> indicating if the motor is stopped, </w:t>
+        <w:t xml:space="preserve"> </w:t>
+      </w:r>
+      <w:r>
+        <w:lastRenderedPageBreak/>
+        <w:t xml:space="preserve">indicating if the motor is stopped, </w:t>
       </w:r>
       <w:r>
         <w:t xml:space="preserve">turning forward, or turning backward. </w:t>

--- a/lessons/29/MotorControllerIntro.docx
+++ b/lessons/29/MotorControllerIntro.docx
@@ -601,6 +601,13 @@
                 <w:bCs/>
               </w:rPr>
             </w:pPr>
+            <w:r>
+              <w:rPr>
+                <w:b/>
+                <w:bCs/>
+              </w:rPr>
+              <w:t>36</w:t>
+            </w:r>
           </w:p>
         </w:tc>
         <w:tc>
@@ -659,6 +666,13 @@
                 <w:bCs/>
               </w:rPr>
             </w:pPr>
+            <w:r>
+              <w:rPr>
+                <w:b/>
+                <w:bCs/>
+              </w:rPr>
+              <w:t>33</w:t>
+            </w:r>
           </w:p>
         </w:tc>
         <w:tc>
@@ -717,6 +731,13 @@
                 <w:bCs/>
               </w:rPr>
             </w:pPr>
+            <w:r>
+              <w:rPr>
+                <w:b/>
+                <w:bCs/>
+              </w:rPr>
+              <w:t>40</w:t>
+            </w:r>
           </w:p>
         </w:tc>
         <w:tc>
@@ -775,6 +796,13 @@
                 <w:bCs/>
               </w:rPr>
             </w:pPr>
+            <w:r>
+              <w:rPr>
+                <w:b/>
+                <w:bCs/>
+              </w:rPr>
+              <w:t>38</w:t>
+            </w:r>
           </w:p>
         </w:tc>
         <w:tc>
@@ -833,6 +861,13 @@
                 <w:bCs/>
               </w:rPr>
             </w:pPr>
+            <w:r>
+              <w:rPr>
+                <w:b/>
+                <w:bCs/>
+              </w:rPr>
+              <w:t>37</w:t>
+            </w:r>
           </w:p>
         </w:tc>
         <w:tc>
@@ -891,6 +926,13 @@
                 <w:bCs/>
               </w:rPr>
             </w:pPr>
+            <w:r>
+              <w:rPr>
+                <w:b/>
+                <w:bCs/>
+              </w:rPr>
+              <w:t>35</w:t>
+            </w:r>
           </w:p>
         </w:tc>
         <w:tc>
@@ -923,14 +965,27 @@
       <w:r>
         <w:t xml:space="preserve">Table </w:t>
       </w:r>
-      <w:fldSimple w:instr=" SEQ Table \* ARABIC ">
-        <w:r>
-          <w:rPr>
-            <w:noProof/>
-          </w:rPr>
-          <w:t>1</w:t>
-        </w:r>
-      </w:fldSimple>
+      <w:r>
+        <w:fldChar w:fldCharType="begin"/>
+      </w:r>
+      <w:r>
+        <w:instrText xml:space="preserve"> SEQ Table \* ARABIC </w:instrText>
+      </w:r>
+      <w:r>
+        <w:fldChar w:fldCharType="separate"/>
+      </w:r>
+      <w:r>
+        <w:rPr>
+          <w:noProof/>
+        </w:rPr>
+        <w:t>1</w:t>
+      </w:r>
+      <w:r>
+        <w:rPr>
+          <w:noProof/>
+        </w:rPr>
+        <w:fldChar w:fldCharType="end"/>
+      </w:r>
     </w:p>
     <w:p>
       <w:pPr>
@@ -1608,6 +1663,13 @@
                 <w:bCs/>
               </w:rPr>
             </w:pPr>
+            <w:r>
+              <w:rPr>
+                <w:b/>
+                <w:bCs/>
+              </w:rPr>
+              <w:t>Forward</w:t>
+            </w:r>
           </w:p>
         </w:tc>
       </w:tr>
@@ -1682,6 +1744,13 @@
                 <w:bCs/>
               </w:rPr>
             </w:pPr>
+            <w:r>
+              <w:rPr>
+                <w:b/>
+                <w:bCs/>
+              </w:rPr>
+              <w:t>Backward</w:t>
+            </w:r>
           </w:p>
         </w:tc>
       </w:tr>
@@ -2195,13 +2264,8 @@
         <w:t xml:space="preserve"> Do you recognize this code? Do</w:t>
       </w:r>
       <w:r>
-        <w:t xml:space="preserve">es it make sense to have this segment defined in a function called </w:t>
-      </w:r>
-      <w:proofErr w:type="spellStart"/>
-      <w:r>
-        <w:t>init</w:t>
-      </w:r>
-      <w:proofErr w:type="spellEnd"/>
+        <w:t>es it make sense to have this segment defined in a function called init</w:t>
+      </w:r>
       <w:r>
         <w:t>()</w:t>
       </w:r>

--- a/lessons/29/MotorControllerIntro.docx
+++ b/lessons/29/MotorControllerIntro.docx
@@ -1,6 +1,6 @@
 
 <file path=word/document.xml><?xml version="1.0" encoding="utf-8"?>
-<w:document xmlns:wpc="http://schemas.microsoft.com/office/word/2010/wordprocessingCanvas" xmlns:cx="http://schemas.microsoft.com/office/drawing/2014/chartex" xmlns:cx1="http://schemas.microsoft.com/office/drawing/2015/9/8/chartex" xmlns:cx2="http://schemas.microsoft.com/office/drawing/2015/10/21/chartex" xmlns:cx3="http://schemas.microsoft.com/office/drawing/2016/5/9/chartex" xmlns:cx4="http://schemas.microsoft.com/office/drawing/2016/5/10/chartex" xmlns:cx5="http://schemas.microsoft.com/office/drawing/2016/5/11/chartex" xmlns:cx6="http://schemas.microsoft.com/office/drawing/2016/5/12/chartex" xmlns:cx7="http://schemas.microsoft.com/office/drawing/2016/5/13/chartex" xmlns:cx8="http://schemas.microsoft.com/office/drawing/2016/5/14/chartex" xmlns:mc="http://schemas.openxmlformats.org/markup-compatibility/2006" xmlns:aink="http://schemas.microsoft.com/office/drawing/2016/ink" xmlns:am3d="http://schemas.microsoft.com/office/drawing/2017/model3d" xmlns:o="urn:schemas-microsoft-com:office:office" xmlns:oel="http://schemas.microsoft.com/office/2019/extlst" xmlns:r="http://schemas.openxmlformats.org/officeDocument/2006/relationships" xmlns:m="http://schemas.openxmlformats.org/officeDocument/2006/math" xmlns:v="urn:schemas-microsoft-com:vml" xmlns:wp14="http://schemas.microsoft.com/office/word/2010/wordprocessingDrawing" xmlns:wp="http://schemas.openxmlformats.org/drawingml/2006/wordprocessingDrawing" xmlns:w10="urn:schemas-microsoft-com:office:word" xmlns:w="http://schemas.openxmlformats.org/wordprocessingml/2006/main" xmlns:w14="http://schemas.microsoft.com/office/word/2010/wordml" xmlns:w15="http://schemas.microsoft.com/office/word/2012/wordml" xmlns:w16cex="http://schemas.microsoft.com/office/word/2018/wordml/cex" xmlns:w16cid="http://schemas.microsoft.com/office/word/2016/wordml/cid" xmlns:w16="http://schemas.microsoft.com/office/word/2018/wordml" xmlns:w16sdtdh="http://schemas.microsoft.com/office/word/2020/wordml/sdtdatahash" xmlns:w16se="http://schemas.microsoft.com/office/word/2015/wordml/symex" xmlns:wpg="http://schemas.microsoft.com/office/word/2010/wordprocessingGroup" xmlns:wpi="http://schemas.microsoft.com/office/word/2010/wordprocessingInk" xmlns:wne="http://schemas.microsoft.com/office/word/2006/wordml" xmlns:wps="http://schemas.microsoft.com/office/word/2010/wordprocessingShape" mc:Ignorable="w14 w15 w16se w16cid w16 w16cex w16sdtdh wp14">
+<w:document xmlns:wpc="http://schemas.microsoft.com/office/word/2010/wordprocessingCanvas" xmlns:cx="http://schemas.microsoft.com/office/drawing/2014/chartex" xmlns:cx1="http://schemas.microsoft.com/office/drawing/2015/9/8/chartex" xmlns:cx2="http://schemas.microsoft.com/office/drawing/2015/10/21/chartex" xmlns:cx3="http://schemas.microsoft.com/office/drawing/2016/5/9/chartex" xmlns:cx4="http://schemas.microsoft.com/office/drawing/2016/5/10/chartex" xmlns:cx5="http://schemas.microsoft.com/office/drawing/2016/5/11/chartex" xmlns:cx6="http://schemas.microsoft.com/office/drawing/2016/5/12/chartex" xmlns:cx7="http://schemas.microsoft.com/office/drawing/2016/5/13/chartex" xmlns:cx8="http://schemas.microsoft.com/office/drawing/2016/5/14/chartex" xmlns:mc="http://schemas.openxmlformats.org/markup-compatibility/2006" xmlns:aink="http://schemas.microsoft.com/office/drawing/2016/ink" xmlns:am3d="http://schemas.microsoft.com/office/drawing/2017/model3d" xmlns:o="urn:schemas-microsoft-com:office:office" xmlns:oel="http://schemas.microsoft.com/office/2019/extlst" xmlns:r="http://schemas.openxmlformats.org/officeDocument/2006/relationships" xmlns:m="http://schemas.openxmlformats.org/officeDocument/2006/math" xmlns:v="urn:schemas-microsoft-com:vml" xmlns:wp14="http://schemas.microsoft.com/office/word/2010/wordprocessingDrawing" xmlns:wp="http://schemas.openxmlformats.org/drawingml/2006/wordprocessingDrawing" xmlns:w10="urn:schemas-microsoft-com:office:word" xmlns:w="http://schemas.openxmlformats.org/wordprocessingml/2006/main" xmlns:w14="http://schemas.microsoft.com/office/word/2010/wordml" xmlns:w15="http://schemas.microsoft.com/office/word/2012/wordml" xmlns:w16cex="http://schemas.microsoft.com/office/word/2018/wordml/cex" xmlns:w16cid="http://schemas.microsoft.com/office/word/2016/wordml/cid" xmlns:w16="http://schemas.microsoft.com/office/word/2018/wordml" xmlns:w16du="http://schemas.microsoft.com/office/word/2023/wordml/word16du" xmlns:w16sdtdh="http://schemas.microsoft.com/office/word/2020/wordml/sdtdatahash" xmlns:w16se="http://schemas.microsoft.com/office/word/2015/wordml/symex" xmlns:wpg="http://schemas.microsoft.com/office/word/2010/wordprocessingGroup" xmlns:wpi="http://schemas.microsoft.com/office/word/2010/wordprocessingInk" xmlns:wne="http://schemas.microsoft.com/office/word/2006/wordml" xmlns:wps="http://schemas.microsoft.com/office/word/2010/wordprocessingShape" mc:Ignorable="w14 w15 w16se w16cid w16 w16cex w16sdtdh w16du wp14">
   <w:body>
     <w:p>
       <w:pPr>
@@ -49,7 +49,7 @@
         <w:rPr>
           <w:rFonts w:cs="Cavolini"/>
         </w:rPr>
-        <w:t>2</w:t>
+        <w:t>3</w:t>
       </w:r>
     </w:p>
     <w:p>
@@ -184,7 +184,10 @@
         <w:spacing w:after="0" w:line="240" w:lineRule="auto"/>
       </w:pPr>
       <w:r>
-        <w:t>Identify motor controller concepts of “drive” and “control”.</w:t>
+        <w:t>Identify motor controller concepts of “drive” and “control</w:t>
+      </w:r>
+      <w:r>
+        <w:t>.”</w:t>
       </w:r>
     </w:p>
     <w:p>
@@ -205,7 +208,13 @@
         <w:t xml:space="preserve">discreet </w:t>
       </w:r>
       <w:r>
-        <w:t>motor controller solution using the Raspberry Pi and compare to the Yahboom controller board.</w:t>
+        <w:t xml:space="preserve">motor controller solution using the Raspberry Pi and </w:t>
+      </w:r>
+      <w:r>
+        <w:t>compare it</w:t>
+      </w:r>
+      <w:r>
+        <w:t xml:space="preserve"> to the Yahboom controller board.</w:t>
       </w:r>
     </w:p>
     <w:p>
@@ -408,7 +417,13 @@
         <w:t xml:space="preserve">post to get an introduction to the circuity required for motor control. The instructor will review the </w:t>
       </w:r>
       <w:r>
-        <w:t xml:space="preserve">concepts of “drive” and “control”. In this example, what voltage level or source is being used to </w:t>
+        <w:t>concepts of “drive” and “control</w:t>
+      </w:r>
+      <w:r>
+        <w:t>.”</w:t>
+      </w:r>
+      <w:r>
+        <w:t xml:space="preserve"> In this example, what voltage level or source is being used to </w:t>
       </w:r>
       <w:r>
         <w:t xml:space="preserve">“drive” the motors? What voltage level is being used to </w:t>
@@ -601,13 +616,6 @@
                 <w:bCs/>
               </w:rPr>
             </w:pPr>
-            <w:r>
-              <w:rPr>
-                <w:b/>
-                <w:bCs/>
-              </w:rPr>
-              <w:t>36</w:t>
-            </w:r>
           </w:p>
         </w:tc>
         <w:tc>
@@ -666,13 +674,6 @@
                 <w:bCs/>
               </w:rPr>
             </w:pPr>
-            <w:r>
-              <w:rPr>
-                <w:b/>
-                <w:bCs/>
-              </w:rPr>
-              <w:t>33</w:t>
-            </w:r>
           </w:p>
         </w:tc>
         <w:tc>
@@ -731,13 +732,6 @@
                 <w:bCs/>
               </w:rPr>
             </w:pPr>
-            <w:r>
-              <w:rPr>
-                <w:b/>
-                <w:bCs/>
-              </w:rPr>
-              <w:t>40</w:t>
-            </w:r>
           </w:p>
         </w:tc>
         <w:tc>
@@ -796,13 +790,6 @@
                 <w:bCs/>
               </w:rPr>
             </w:pPr>
-            <w:r>
-              <w:rPr>
-                <w:b/>
-                <w:bCs/>
-              </w:rPr>
-              <w:t>38</w:t>
-            </w:r>
           </w:p>
         </w:tc>
         <w:tc>
@@ -861,13 +848,6 @@
                 <w:bCs/>
               </w:rPr>
             </w:pPr>
-            <w:r>
-              <w:rPr>
-                <w:b/>
-                <w:bCs/>
-              </w:rPr>
-              <w:t>37</w:t>
-            </w:r>
           </w:p>
         </w:tc>
         <w:tc>
@@ -926,13 +906,6 @@
                 <w:bCs/>
               </w:rPr>
             </w:pPr>
-            <w:r>
-              <w:rPr>
-                <w:b/>
-                <w:bCs/>
-              </w:rPr>
-              <w:t>35</w:t>
-            </w:r>
           </w:p>
         </w:tc>
         <w:tc>
@@ -965,27 +938,14 @@
       <w:r>
         <w:t xml:space="preserve">Table </w:t>
       </w:r>
-      <w:r>
-        <w:fldChar w:fldCharType="begin"/>
-      </w:r>
-      <w:r>
-        <w:instrText xml:space="preserve"> SEQ Table \* ARABIC </w:instrText>
-      </w:r>
-      <w:r>
-        <w:fldChar w:fldCharType="separate"/>
-      </w:r>
-      <w:r>
-        <w:rPr>
-          <w:noProof/>
-        </w:rPr>
-        <w:t>1</w:t>
-      </w:r>
-      <w:r>
-        <w:rPr>
-          <w:noProof/>
-        </w:rPr>
-        <w:fldChar w:fldCharType="end"/>
-      </w:r>
+      <w:fldSimple w:instr=" SEQ Table \* ARABIC ">
+        <w:r>
+          <w:rPr>
+            <w:noProof/>
+          </w:rPr>
+          <w:t>1</w:t>
+        </w:r>
+      </w:fldSimple>
     </w:p>
     <w:p>
       <w:pPr>
@@ -1016,10 +976,16 @@
         <w:t xml:space="preserve">discuss. At this point you should understand the meaning of H and L (High and Low), but what about X and </w:t>
       </w:r>
       <w:r>
-        <w:t>Z</w:t>
-      </w:r>
-      <w:r>
-        <w:t>. You instructor will define.</w:t>
+        <w:t>Z?</w:t>
+      </w:r>
+      <w:r>
+        <w:t xml:space="preserve"> </w:t>
+      </w:r>
+      <w:r>
+        <w:t>Your</w:t>
+      </w:r>
+      <w:r>
+        <w:t xml:space="preserve"> instructor will define.</w:t>
       </w:r>
     </w:p>
     <w:p>
@@ -1663,13 +1629,6 @@
                 <w:bCs/>
               </w:rPr>
             </w:pPr>
-            <w:r>
-              <w:rPr>
-                <w:b/>
-                <w:bCs/>
-              </w:rPr>
-              <w:t>Forward</w:t>
-            </w:r>
           </w:p>
         </w:tc>
       </w:tr>
@@ -1744,13 +1703,6 @@
                 <w:bCs/>
               </w:rPr>
             </w:pPr>
-            <w:r>
-              <w:rPr>
-                <w:b/>
-                <w:bCs/>
-              </w:rPr>
-              <w:t>Backward</w:t>
-            </w:r>
           </w:p>
         </w:tc>
       </w:tr>
@@ -2181,7 +2133,13 @@
         <w:t>Review table 1 and create</w:t>
       </w:r>
       <w:r>
-        <w:t xml:space="preserve"> constants to represent the 6 pins required for motor control. </w:t>
+        <w:t xml:space="preserve"> constants to represent the </w:t>
+      </w:r>
+      <w:r>
+        <w:t>six</w:t>
+      </w:r>
+      <w:r>
+        <w:t xml:space="preserve"> pins required for motor control. </w:t>
       </w:r>
       <w:r>
         <w:t>Note the comments included below. Is A or B the right or left side?</w:t>
@@ -2917,10 +2875,19 @@
         <w:t>file</w:t>
       </w:r>
       <w:r>
-        <w:t>, maybe a series of left and right turns</w:t>
-      </w:r>
-      <w:r>
-        <w:t xml:space="preserve">. See the comment on </w:t>
+        <w:t xml:space="preserve">, </w:t>
+      </w:r>
+      <w:r>
+        <w:t>such as</w:t>
+      </w:r>
+      <w:r>
+        <w:t xml:space="preserve"> a series of left and right turns</w:t>
+      </w:r>
+      <w:r>
+        <w:t>.</w:t>
+      </w:r>
+      <w:r>
+        <w:t xml:space="preserve"> See the comment on </w:t>
       </w:r>
       <w:r>
         <w:t>the dangers of going from full forward to full backward motion.</w:t>
@@ -2977,7 +2944,7 @@
 </file>
 
 <file path=word/endnotes.xml><?xml version="1.0" encoding="utf-8"?>
-<w:endnotes xmlns:wpc="http://schemas.microsoft.com/office/word/2010/wordprocessingCanvas" xmlns:cx="http://schemas.microsoft.com/office/drawing/2014/chartex" xmlns:cx1="http://schemas.microsoft.com/office/drawing/2015/9/8/chartex" xmlns:cx2="http://schemas.microsoft.com/office/drawing/2015/10/21/chartex" xmlns:cx3="http://schemas.microsoft.com/office/drawing/2016/5/9/chartex" xmlns:cx4="http://schemas.microsoft.com/office/drawing/2016/5/10/chartex" xmlns:cx5="http://schemas.microsoft.com/office/drawing/2016/5/11/chartex" xmlns:cx6="http://schemas.microsoft.com/office/drawing/2016/5/12/chartex" xmlns:cx7="http://schemas.microsoft.com/office/drawing/2016/5/13/chartex" xmlns:cx8="http://schemas.microsoft.com/office/drawing/2016/5/14/chartex" xmlns:mc="http://schemas.openxmlformats.org/markup-compatibility/2006" xmlns:aink="http://schemas.microsoft.com/office/drawing/2016/ink" xmlns:am3d="http://schemas.microsoft.com/office/drawing/2017/model3d" xmlns:o="urn:schemas-microsoft-com:office:office" xmlns:oel="http://schemas.microsoft.com/office/2019/extlst" xmlns:r="http://schemas.openxmlformats.org/officeDocument/2006/relationships" xmlns:m="http://schemas.openxmlformats.org/officeDocument/2006/math" xmlns:v="urn:schemas-microsoft-com:vml" xmlns:wp14="http://schemas.microsoft.com/office/word/2010/wordprocessingDrawing" xmlns:wp="http://schemas.openxmlformats.org/drawingml/2006/wordprocessingDrawing" xmlns:w10="urn:schemas-microsoft-com:office:word" xmlns:w="http://schemas.openxmlformats.org/wordprocessingml/2006/main" xmlns:w14="http://schemas.microsoft.com/office/word/2010/wordml" xmlns:w15="http://schemas.microsoft.com/office/word/2012/wordml" xmlns:w16cex="http://schemas.microsoft.com/office/word/2018/wordml/cex" xmlns:w16cid="http://schemas.microsoft.com/office/word/2016/wordml/cid" xmlns:w16="http://schemas.microsoft.com/office/word/2018/wordml" xmlns:w16sdtdh="http://schemas.microsoft.com/office/word/2020/wordml/sdtdatahash" xmlns:w16se="http://schemas.microsoft.com/office/word/2015/wordml/symex" xmlns:wpg="http://schemas.microsoft.com/office/word/2010/wordprocessingGroup" xmlns:wpi="http://schemas.microsoft.com/office/word/2010/wordprocessingInk" xmlns:wne="http://schemas.microsoft.com/office/word/2006/wordml" xmlns:wps="http://schemas.microsoft.com/office/word/2010/wordprocessingShape" mc:Ignorable="w14 w15 w16se w16cid w16 w16cex w16sdtdh wp14">
+<w:endnotes xmlns:wpc="http://schemas.microsoft.com/office/word/2010/wordprocessingCanvas" xmlns:cx="http://schemas.microsoft.com/office/drawing/2014/chartex" xmlns:cx1="http://schemas.microsoft.com/office/drawing/2015/9/8/chartex" xmlns:cx2="http://schemas.microsoft.com/office/drawing/2015/10/21/chartex" xmlns:cx3="http://schemas.microsoft.com/office/drawing/2016/5/9/chartex" xmlns:cx4="http://schemas.microsoft.com/office/drawing/2016/5/10/chartex" xmlns:cx5="http://schemas.microsoft.com/office/drawing/2016/5/11/chartex" xmlns:cx6="http://schemas.microsoft.com/office/drawing/2016/5/12/chartex" xmlns:cx7="http://schemas.microsoft.com/office/drawing/2016/5/13/chartex" xmlns:cx8="http://schemas.microsoft.com/office/drawing/2016/5/14/chartex" xmlns:mc="http://schemas.openxmlformats.org/markup-compatibility/2006" xmlns:aink="http://schemas.microsoft.com/office/drawing/2016/ink" xmlns:am3d="http://schemas.microsoft.com/office/drawing/2017/model3d" xmlns:o="urn:schemas-microsoft-com:office:office" xmlns:oel="http://schemas.microsoft.com/office/2019/extlst" xmlns:r="http://schemas.openxmlformats.org/officeDocument/2006/relationships" xmlns:m="http://schemas.openxmlformats.org/officeDocument/2006/math" xmlns:v="urn:schemas-microsoft-com:vml" xmlns:wp14="http://schemas.microsoft.com/office/word/2010/wordprocessingDrawing" xmlns:wp="http://schemas.openxmlformats.org/drawingml/2006/wordprocessingDrawing" xmlns:w10="urn:schemas-microsoft-com:office:word" xmlns:w="http://schemas.openxmlformats.org/wordprocessingml/2006/main" xmlns:w14="http://schemas.microsoft.com/office/word/2010/wordml" xmlns:w15="http://schemas.microsoft.com/office/word/2012/wordml" xmlns:w16cex="http://schemas.microsoft.com/office/word/2018/wordml/cex" xmlns:w16cid="http://schemas.microsoft.com/office/word/2016/wordml/cid" xmlns:w16="http://schemas.microsoft.com/office/word/2018/wordml" xmlns:w16du="http://schemas.microsoft.com/office/word/2023/wordml/word16du" xmlns:w16sdtdh="http://schemas.microsoft.com/office/word/2020/wordml/sdtdatahash" xmlns:w16se="http://schemas.microsoft.com/office/word/2015/wordml/symex" xmlns:wpg="http://schemas.microsoft.com/office/word/2010/wordprocessingGroup" xmlns:wpi="http://schemas.microsoft.com/office/word/2010/wordprocessingInk" xmlns:wne="http://schemas.microsoft.com/office/word/2006/wordml" xmlns:wps="http://schemas.microsoft.com/office/word/2010/wordprocessingShape" mc:Ignorable="w14 w15 w16se w16cid w16 w16cex w16sdtdh w16du wp14">
   <w:endnote w:type="separator" w:id="-1">
     <w:p>
       <w:pPr>
@@ -3009,7 +2976,7 @@
 </file>
 
 <file path=word/footer1.xml><?xml version="1.0" encoding="utf-8"?>
-<w:ftr xmlns:wpc="http://schemas.microsoft.com/office/word/2010/wordprocessingCanvas" xmlns:cx="http://schemas.microsoft.com/office/drawing/2014/chartex" xmlns:cx1="http://schemas.microsoft.com/office/drawing/2015/9/8/chartex" xmlns:cx2="http://schemas.microsoft.com/office/drawing/2015/10/21/chartex" xmlns:cx3="http://schemas.microsoft.com/office/drawing/2016/5/9/chartex" xmlns:cx4="http://schemas.microsoft.com/office/drawing/2016/5/10/chartex" xmlns:cx5="http://schemas.microsoft.com/office/drawing/2016/5/11/chartex" xmlns:cx6="http://schemas.microsoft.com/office/drawing/2016/5/12/chartex" xmlns:cx7="http://schemas.microsoft.com/office/drawing/2016/5/13/chartex" xmlns:cx8="http://schemas.microsoft.com/office/drawing/2016/5/14/chartex" xmlns:mc="http://schemas.openxmlformats.org/markup-compatibility/2006" xmlns:aink="http://schemas.microsoft.com/office/drawing/2016/ink" xmlns:am3d="http://schemas.microsoft.com/office/drawing/2017/model3d" xmlns:o="urn:schemas-microsoft-com:office:office" xmlns:oel="http://schemas.microsoft.com/office/2019/extlst" xmlns:r="http://schemas.openxmlformats.org/officeDocument/2006/relationships" xmlns:m="http://schemas.openxmlformats.org/officeDocument/2006/math" xmlns:v="urn:schemas-microsoft-com:vml" xmlns:wp14="http://schemas.microsoft.com/office/word/2010/wordprocessingDrawing" xmlns:wp="http://schemas.openxmlformats.org/drawingml/2006/wordprocessingDrawing" xmlns:w10="urn:schemas-microsoft-com:office:word" xmlns:w="http://schemas.openxmlformats.org/wordprocessingml/2006/main" xmlns:w14="http://schemas.microsoft.com/office/word/2010/wordml" xmlns:w15="http://schemas.microsoft.com/office/word/2012/wordml" xmlns:w16cex="http://schemas.microsoft.com/office/word/2018/wordml/cex" xmlns:w16cid="http://schemas.microsoft.com/office/word/2016/wordml/cid" xmlns:w16="http://schemas.microsoft.com/office/word/2018/wordml" xmlns:w16sdtdh="http://schemas.microsoft.com/office/word/2020/wordml/sdtdatahash" xmlns:w16se="http://schemas.microsoft.com/office/word/2015/wordml/symex" xmlns:wpg="http://schemas.microsoft.com/office/word/2010/wordprocessingGroup" xmlns:wpi="http://schemas.microsoft.com/office/word/2010/wordprocessingInk" xmlns:wne="http://schemas.microsoft.com/office/word/2006/wordml" xmlns:wps="http://schemas.microsoft.com/office/word/2010/wordprocessingShape" mc:Ignorable="w14 w15 w16se w16cid w16 w16cex w16sdtdh wp14">
+<w:ftr xmlns:wpc="http://schemas.microsoft.com/office/word/2010/wordprocessingCanvas" xmlns:cx="http://schemas.microsoft.com/office/drawing/2014/chartex" xmlns:cx1="http://schemas.microsoft.com/office/drawing/2015/9/8/chartex" xmlns:cx2="http://schemas.microsoft.com/office/drawing/2015/10/21/chartex" xmlns:cx3="http://schemas.microsoft.com/office/drawing/2016/5/9/chartex" xmlns:cx4="http://schemas.microsoft.com/office/drawing/2016/5/10/chartex" xmlns:cx5="http://schemas.microsoft.com/office/drawing/2016/5/11/chartex" xmlns:cx6="http://schemas.microsoft.com/office/drawing/2016/5/12/chartex" xmlns:cx7="http://schemas.microsoft.com/office/drawing/2016/5/13/chartex" xmlns:cx8="http://schemas.microsoft.com/office/drawing/2016/5/14/chartex" xmlns:mc="http://schemas.openxmlformats.org/markup-compatibility/2006" xmlns:aink="http://schemas.microsoft.com/office/drawing/2016/ink" xmlns:am3d="http://schemas.microsoft.com/office/drawing/2017/model3d" xmlns:o="urn:schemas-microsoft-com:office:office" xmlns:oel="http://schemas.microsoft.com/office/2019/extlst" xmlns:r="http://schemas.openxmlformats.org/officeDocument/2006/relationships" xmlns:m="http://schemas.openxmlformats.org/officeDocument/2006/math" xmlns:v="urn:schemas-microsoft-com:vml" xmlns:wp14="http://schemas.microsoft.com/office/word/2010/wordprocessingDrawing" xmlns:wp="http://schemas.openxmlformats.org/drawingml/2006/wordprocessingDrawing" xmlns:w10="urn:schemas-microsoft-com:office:word" xmlns:w="http://schemas.openxmlformats.org/wordprocessingml/2006/main" xmlns:w14="http://schemas.microsoft.com/office/word/2010/wordml" xmlns:w15="http://schemas.microsoft.com/office/word/2012/wordml" xmlns:w16cex="http://schemas.microsoft.com/office/word/2018/wordml/cex" xmlns:w16cid="http://schemas.microsoft.com/office/word/2016/wordml/cid" xmlns:w16="http://schemas.microsoft.com/office/word/2018/wordml" xmlns:w16du="http://schemas.microsoft.com/office/word/2023/wordml/word16du" xmlns:w16sdtdh="http://schemas.microsoft.com/office/word/2020/wordml/sdtdatahash" xmlns:w16se="http://schemas.microsoft.com/office/word/2015/wordml/symex" xmlns:wpg="http://schemas.microsoft.com/office/word/2010/wordprocessingGroup" xmlns:wpi="http://schemas.microsoft.com/office/word/2010/wordprocessingInk" xmlns:wne="http://schemas.microsoft.com/office/word/2006/wordml" xmlns:wps="http://schemas.microsoft.com/office/word/2010/wordprocessingShape" mc:Ignorable="w14 w15 w16se w16cid w16 w16cex w16sdtdh w16du wp14">
   <w:sdt>
     <w:sdtPr>
       <w:id w:val="973801655"/>
@@ -3078,7 +3045,7 @@
 </file>
 
 <file path=word/footnotes.xml><?xml version="1.0" encoding="utf-8"?>
-<w:footnotes xmlns:wpc="http://schemas.microsoft.com/office/word/2010/wordprocessingCanvas" xmlns:cx="http://schemas.microsoft.com/office/drawing/2014/chartex" xmlns:cx1="http://schemas.microsoft.com/office/drawing/2015/9/8/chartex" xmlns:cx2="http://schemas.microsoft.com/office/drawing/2015/10/21/chartex" xmlns:cx3="http://schemas.microsoft.com/office/drawing/2016/5/9/chartex" xmlns:cx4="http://schemas.microsoft.com/office/drawing/2016/5/10/chartex" xmlns:cx5="http://schemas.microsoft.com/office/drawing/2016/5/11/chartex" xmlns:cx6="http://schemas.microsoft.com/office/drawing/2016/5/12/chartex" xmlns:cx7="http://schemas.microsoft.com/office/drawing/2016/5/13/chartex" xmlns:cx8="http://schemas.microsoft.com/office/drawing/2016/5/14/chartex" xmlns:mc="http://schemas.openxmlformats.org/markup-compatibility/2006" xmlns:aink="http://schemas.microsoft.com/office/drawing/2016/ink" xmlns:am3d="http://schemas.microsoft.com/office/drawing/2017/model3d" xmlns:o="urn:schemas-microsoft-com:office:office" xmlns:oel="http://schemas.microsoft.com/office/2019/extlst" xmlns:r="http://schemas.openxmlformats.org/officeDocument/2006/relationships" xmlns:m="http://schemas.openxmlformats.org/officeDocument/2006/math" xmlns:v="urn:schemas-microsoft-com:vml" xmlns:wp14="http://schemas.microsoft.com/office/word/2010/wordprocessingDrawing" xmlns:wp="http://schemas.openxmlformats.org/drawingml/2006/wordprocessingDrawing" xmlns:w10="urn:schemas-microsoft-com:office:word" xmlns:w="http://schemas.openxmlformats.org/wordprocessingml/2006/main" xmlns:w14="http://schemas.microsoft.com/office/word/2010/wordml" xmlns:w15="http://schemas.microsoft.com/office/word/2012/wordml" xmlns:w16cex="http://schemas.microsoft.com/office/word/2018/wordml/cex" xmlns:w16cid="http://schemas.microsoft.com/office/word/2016/wordml/cid" xmlns:w16="http://schemas.microsoft.com/office/word/2018/wordml" xmlns:w16sdtdh="http://schemas.microsoft.com/office/word/2020/wordml/sdtdatahash" xmlns:w16se="http://schemas.microsoft.com/office/word/2015/wordml/symex" xmlns:wpg="http://schemas.microsoft.com/office/word/2010/wordprocessingGroup" xmlns:wpi="http://schemas.microsoft.com/office/word/2010/wordprocessingInk" xmlns:wne="http://schemas.microsoft.com/office/word/2006/wordml" xmlns:wps="http://schemas.microsoft.com/office/word/2010/wordprocessingShape" mc:Ignorable="w14 w15 w16se w16cid w16 w16cex w16sdtdh wp14">
+<w:footnotes xmlns:wpc="http://schemas.microsoft.com/office/word/2010/wordprocessingCanvas" xmlns:cx="http://schemas.microsoft.com/office/drawing/2014/chartex" xmlns:cx1="http://schemas.microsoft.com/office/drawing/2015/9/8/chartex" xmlns:cx2="http://schemas.microsoft.com/office/drawing/2015/10/21/chartex" xmlns:cx3="http://schemas.microsoft.com/office/drawing/2016/5/9/chartex" xmlns:cx4="http://schemas.microsoft.com/office/drawing/2016/5/10/chartex" xmlns:cx5="http://schemas.microsoft.com/office/drawing/2016/5/11/chartex" xmlns:cx6="http://schemas.microsoft.com/office/drawing/2016/5/12/chartex" xmlns:cx7="http://schemas.microsoft.com/office/drawing/2016/5/13/chartex" xmlns:cx8="http://schemas.microsoft.com/office/drawing/2016/5/14/chartex" xmlns:mc="http://schemas.openxmlformats.org/markup-compatibility/2006" xmlns:aink="http://schemas.microsoft.com/office/drawing/2016/ink" xmlns:am3d="http://schemas.microsoft.com/office/drawing/2017/model3d" xmlns:o="urn:schemas-microsoft-com:office:office" xmlns:oel="http://schemas.microsoft.com/office/2019/extlst" xmlns:r="http://schemas.openxmlformats.org/officeDocument/2006/relationships" xmlns:m="http://schemas.openxmlformats.org/officeDocument/2006/math" xmlns:v="urn:schemas-microsoft-com:vml" xmlns:wp14="http://schemas.microsoft.com/office/word/2010/wordprocessingDrawing" xmlns:wp="http://schemas.openxmlformats.org/drawingml/2006/wordprocessingDrawing" xmlns:w10="urn:schemas-microsoft-com:office:word" xmlns:w="http://schemas.openxmlformats.org/wordprocessingml/2006/main" xmlns:w14="http://schemas.microsoft.com/office/word/2010/wordml" xmlns:w15="http://schemas.microsoft.com/office/word/2012/wordml" xmlns:w16cex="http://schemas.microsoft.com/office/word/2018/wordml/cex" xmlns:w16cid="http://schemas.microsoft.com/office/word/2016/wordml/cid" xmlns:w16="http://schemas.microsoft.com/office/word/2018/wordml" xmlns:w16du="http://schemas.microsoft.com/office/word/2023/wordml/word16du" xmlns:w16sdtdh="http://schemas.microsoft.com/office/word/2020/wordml/sdtdatahash" xmlns:w16se="http://schemas.microsoft.com/office/word/2015/wordml/symex" xmlns:wpg="http://schemas.microsoft.com/office/word/2010/wordprocessingGroup" xmlns:wpi="http://schemas.microsoft.com/office/word/2010/wordprocessingInk" xmlns:wne="http://schemas.microsoft.com/office/word/2006/wordml" xmlns:wps="http://schemas.microsoft.com/office/word/2010/wordprocessingShape" mc:Ignorable="w14 w15 w16se w16cid w16 w16cex w16sdtdh w16du wp14">
   <w:footnote w:type="separator" w:id="-1">
     <w:p>
       <w:pPr>
@@ -3110,7 +3077,7 @@
 </file>
 
 <file path=word/header1.xml><?xml version="1.0" encoding="utf-8"?>
-<w:hdr xmlns:wpc="http://schemas.microsoft.com/office/word/2010/wordprocessingCanvas" xmlns:cx="http://schemas.microsoft.com/office/drawing/2014/chartex" xmlns:cx1="http://schemas.microsoft.com/office/drawing/2015/9/8/chartex" xmlns:cx2="http://schemas.microsoft.com/office/drawing/2015/10/21/chartex" xmlns:cx3="http://schemas.microsoft.com/office/drawing/2016/5/9/chartex" xmlns:cx4="http://schemas.microsoft.com/office/drawing/2016/5/10/chartex" xmlns:cx5="http://schemas.microsoft.com/office/drawing/2016/5/11/chartex" xmlns:cx6="http://schemas.microsoft.com/office/drawing/2016/5/12/chartex" xmlns:cx7="http://schemas.microsoft.com/office/drawing/2016/5/13/chartex" xmlns:cx8="http://schemas.microsoft.com/office/drawing/2016/5/14/chartex" xmlns:mc="http://schemas.openxmlformats.org/markup-compatibility/2006" xmlns:aink="http://schemas.microsoft.com/office/drawing/2016/ink" xmlns:am3d="http://schemas.microsoft.com/office/drawing/2017/model3d" xmlns:o="urn:schemas-microsoft-com:office:office" xmlns:oel="http://schemas.microsoft.com/office/2019/extlst" xmlns:r="http://schemas.openxmlformats.org/officeDocument/2006/relationships" xmlns:m="http://schemas.openxmlformats.org/officeDocument/2006/math" xmlns:v="urn:schemas-microsoft-com:vml" xmlns:wp14="http://schemas.microsoft.com/office/word/2010/wordprocessingDrawing" xmlns:wp="http://schemas.openxmlformats.org/drawingml/2006/wordprocessingDrawing" xmlns:w10="urn:schemas-microsoft-com:office:word" xmlns:w="http://schemas.openxmlformats.org/wordprocessingml/2006/main" xmlns:w14="http://schemas.microsoft.com/office/word/2010/wordml" xmlns:w15="http://schemas.microsoft.com/office/word/2012/wordml" xmlns:w16cex="http://schemas.microsoft.com/office/word/2018/wordml/cex" xmlns:w16cid="http://schemas.microsoft.com/office/word/2016/wordml/cid" xmlns:w16="http://schemas.microsoft.com/office/word/2018/wordml" xmlns:w16sdtdh="http://schemas.microsoft.com/office/word/2020/wordml/sdtdatahash" xmlns:w16se="http://schemas.microsoft.com/office/word/2015/wordml/symex" xmlns:wpg="http://schemas.microsoft.com/office/word/2010/wordprocessingGroup" xmlns:wpi="http://schemas.microsoft.com/office/word/2010/wordprocessingInk" xmlns:wne="http://schemas.microsoft.com/office/word/2006/wordml" xmlns:wps="http://schemas.microsoft.com/office/word/2010/wordprocessingShape" mc:Ignorable="w14 w15 w16se w16cid w16 w16cex w16sdtdh wp14">
+<w:hdr xmlns:wpc="http://schemas.microsoft.com/office/word/2010/wordprocessingCanvas" xmlns:cx="http://schemas.microsoft.com/office/drawing/2014/chartex" xmlns:cx1="http://schemas.microsoft.com/office/drawing/2015/9/8/chartex" xmlns:cx2="http://schemas.microsoft.com/office/drawing/2015/10/21/chartex" xmlns:cx3="http://schemas.microsoft.com/office/drawing/2016/5/9/chartex" xmlns:cx4="http://schemas.microsoft.com/office/drawing/2016/5/10/chartex" xmlns:cx5="http://schemas.microsoft.com/office/drawing/2016/5/11/chartex" xmlns:cx6="http://schemas.microsoft.com/office/drawing/2016/5/12/chartex" xmlns:cx7="http://schemas.microsoft.com/office/drawing/2016/5/13/chartex" xmlns:cx8="http://schemas.microsoft.com/office/drawing/2016/5/14/chartex" xmlns:mc="http://schemas.openxmlformats.org/markup-compatibility/2006" xmlns:aink="http://schemas.microsoft.com/office/drawing/2016/ink" xmlns:am3d="http://schemas.microsoft.com/office/drawing/2017/model3d" xmlns:o="urn:schemas-microsoft-com:office:office" xmlns:oel="http://schemas.microsoft.com/office/2019/extlst" xmlns:r="http://schemas.openxmlformats.org/officeDocument/2006/relationships" xmlns:m="http://schemas.openxmlformats.org/officeDocument/2006/math" xmlns:v="urn:schemas-microsoft-com:vml" xmlns:wp14="http://schemas.microsoft.com/office/word/2010/wordprocessingDrawing" xmlns:wp="http://schemas.openxmlformats.org/drawingml/2006/wordprocessingDrawing" xmlns:w10="urn:schemas-microsoft-com:office:word" xmlns:w="http://schemas.openxmlformats.org/wordprocessingml/2006/main" xmlns:w14="http://schemas.microsoft.com/office/word/2010/wordml" xmlns:w15="http://schemas.microsoft.com/office/word/2012/wordml" xmlns:w16cex="http://schemas.microsoft.com/office/word/2018/wordml/cex" xmlns:w16cid="http://schemas.microsoft.com/office/word/2016/wordml/cid" xmlns:w16="http://schemas.microsoft.com/office/word/2018/wordml" xmlns:w16du="http://schemas.microsoft.com/office/word/2023/wordml/word16du" xmlns:w16sdtdh="http://schemas.microsoft.com/office/word/2020/wordml/sdtdatahash" xmlns:w16se="http://schemas.microsoft.com/office/word/2015/wordml/symex" xmlns:wpg="http://schemas.microsoft.com/office/word/2010/wordprocessingGroup" xmlns:wpi="http://schemas.microsoft.com/office/word/2010/wordprocessingInk" xmlns:wne="http://schemas.microsoft.com/office/word/2006/wordml" xmlns:wps="http://schemas.microsoft.com/office/word/2010/wordprocessingShape" mc:Ignorable="w14 w15 w16se w16cid w16 w16cex w16sdtdh w16du wp14">
   <w:p>
     <w:pPr>
       <w:pStyle w:val="Heading1"/>
@@ -3130,7 +3097,7 @@
 </file>
 
 <file path=word/numbering.xml><?xml version="1.0" encoding="utf-8"?>
-<w:numbering xmlns:wpc="http://schemas.microsoft.com/office/word/2010/wordprocessingCanvas" xmlns:cx="http://schemas.microsoft.com/office/drawing/2014/chartex" xmlns:cx1="http://schemas.microsoft.com/office/drawing/2015/9/8/chartex" xmlns:cx2="http://schemas.microsoft.com/office/drawing/2015/10/21/chartex" xmlns:cx3="http://schemas.microsoft.com/office/drawing/2016/5/9/chartex" xmlns:cx4="http://schemas.microsoft.com/office/drawing/2016/5/10/chartex" xmlns:cx5="http://schemas.microsoft.com/office/drawing/2016/5/11/chartex" xmlns:cx6="http://schemas.microsoft.com/office/drawing/2016/5/12/chartex" xmlns:cx7="http://schemas.microsoft.com/office/drawing/2016/5/13/chartex" xmlns:cx8="http://schemas.microsoft.com/office/drawing/2016/5/14/chartex" xmlns:mc="http://schemas.openxmlformats.org/markup-compatibility/2006" xmlns:aink="http://schemas.microsoft.com/office/drawing/2016/ink" xmlns:am3d="http://schemas.microsoft.com/office/drawing/2017/model3d" xmlns:o="urn:schemas-microsoft-com:office:office" xmlns:oel="http://schemas.microsoft.com/office/2019/extlst" xmlns:r="http://schemas.openxmlformats.org/officeDocument/2006/relationships" xmlns:m="http://schemas.openxmlformats.org/officeDocument/2006/math" xmlns:v="urn:schemas-microsoft-com:vml" xmlns:wp14="http://schemas.microsoft.com/office/word/2010/wordprocessingDrawing" xmlns:wp="http://schemas.openxmlformats.org/drawingml/2006/wordprocessingDrawing" xmlns:w10="urn:schemas-microsoft-com:office:word" xmlns:w="http://schemas.openxmlformats.org/wordprocessingml/2006/main" xmlns:w14="http://schemas.microsoft.com/office/word/2010/wordml" xmlns:w15="http://schemas.microsoft.com/office/word/2012/wordml" xmlns:w16cex="http://schemas.microsoft.com/office/word/2018/wordml/cex" xmlns:w16cid="http://schemas.microsoft.com/office/word/2016/wordml/cid" xmlns:w16="http://schemas.microsoft.com/office/word/2018/wordml" xmlns:w16sdtdh="http://schemas.microsoft.com/office/word/2020/wordml/sdtdatahash" xmlns:w16se="http://schemas.microsoft.com/office/word/2015/wordml/symex" xmlns:wpg="http://schemas.microsoft.com/office/word/2010/wordprocessingGroup" xmlns:wpi="http://schemas.microsoft.com/office/word/2010/wordprocessingInk" xmlns:wne="http://schemas.microsoft.com/office/word/2006/wordml" xmlns:wps="http://schemas.microsoft.com/office/word/2010/wordprocessingShape" mc:Ignorable="w14 w15 w16se w16cid w16 w16cex w16sdtdh wp14">
+<w:numbering xmlns:wpc="http://schemas.microsoft.com/office/word/2010/wordprocessingCanvas" xmlns:cx="http://schemas.microsoft.com/office/drawing/2014/chartex" xmlns:cx1="http://schemas.microsoft.com/office/drawing/2015/9/8/chartex" xmlns:cx2="http://schemas.microsoft.com/office/drawing/2015/10/21/chartex" xmlns:cx3="http://schemas.microsoft.com/office/drawing/2016/5/9/chartex" xmlns:cx4="http://schemas.microsoft.com/office/drawing/2016/5/10/chartex" xmlns:cx5="http://schemas.microsoft.com/office/drawing/2016/5/11/chartex" xmlns:cx6="http://schemas.microsoft.com/office/drawing/2016/5/12/chartex" xmlns:cx7="http://schemas.microsoft.com/office/drawing/2016/5/13/chartex" xmlns:cx8="http://schemas.microsoft.com/office/drawing/2016/5/14/chartex" xmlns:mc="http://schemas.openxmlformats.org/markup-compatibility/2006" xmlns:aink="http://schemas.microsoft.com/office/drawing/2016/ink" xmlns:am3d="http://schemas.microsoft.com/office/drawing/2017/model3d" xmlns:o="urn:schemas-microsoft-com:office:office" xmlns:oel="http://schemas.microsoft.com/office/2019/extlst" xmlns:r="http://schemas.openxmlformats.org/officeDocument/2006/relationships" xmlns:m="http://schemas.openxmlformats.org/officeDocument/2006/math" xmlns:v="urn:schemas-microsoft-com:vml" xmlns:wp14="http://schemas.microsoft.com/office/word/2010/wordprocessingDrawing" xmlns:wp="http://schemas.openxmlformats.org/drawingml/2006/wordprocessingDrawing" xmlns:w10="urn:schemas-microsoft-com:office:word" xmlns:w="http://schemas.openxmlformats.org/wordprocessingml/2006/main" xmlns:w14="http://schemas.microsoft.com/office/word/2010/wordml" xmlns:w15="http://schemas.microsoft.com/office/word/2012/wordml" xmlns:w16cex="http://schemas.microsoft.com/office/word/2018/wordml/cex" xmlns:w16cid="http://schemas.microsoft.com/office/word/2016/wordml/cid" xmlns:w16="http://schemas.microsoft.com/office/word/2018/wordml" xmlns:w16du="http://schemas.microsoft.com/office/word/2023/wordml/word16du" xmlns:w16sdtdh="http://schemas.microsoft.com/office/word/2020/wordml/sdtdatahash" xmlns:w16se="http://schemas.microsoft.com/office/word/2015/wordml/symex" xmlns:wpg="http://schemas.microsoft.com/office/word/2010/wordprocessingGroup" xmlns:wpi="http://schemas.microsoft.com/office/word/2010/wordprocessingInk" xmlns:wne="http://schemas.microsoft.com/office/word/2006/wordml" xmlns:wps="http://schemas.microsoft.com/office/word/2010/wordprocessingShape" mc:Ignorable="w14 w15 w16se w16cid w16 w16cex w16sdtdh w16du wp14">
   <w:abstractNum w:abstractNumId="0" w15:restartNumberingAfterBreak="0">
     <w:nsid w:val="0B9B6B9F"/>
     <w:multiLevelType w:val="hybridMultilevel"/>
@@ -5940,7 +5907,7 @@
 </file>
 
 <file path=word/styles.xml><?xml version="1.0" encoding="utf-8"?>
-<w:styles xmlns:mc="http://schemas.openxmlformats.org/markup-compatibility/2006" xmlns:r="http://schemas.openxmlformats.org/officeDocument/2006/relationships" xmlns:w="http://schemas.openxmlformats.org/wordprocessingml/2006/main" xmlns:w14="http://schemas.microsoft.com/office/word/2010/wordml" xmlns:w15="http://schemas.microsoft.com/office/word/2012/wordml" xmlns:w16cex="http://schemas.microsoft.com/office/word/2018/wordml/cex" xmlns:w16cid="http://schemas.microsoft.com/office/word/2016/wordml/cid" xmlns:w16="http://schemas.microsoft.com/office/word/2018/wordml" xmlns:w16sdtdh="http://schemas.microsoft.com/office/word/2020/wordml/sdtdatahash" xmlns:w16se="http://schemas.microsoft.com/office/word/2015/wordml/symex" mc:Ignorable="w14 w15 w16se w16cid w16 w16cex w16sdtdh">
+<w:styles xmlns:mc="http://schemas.openxmlformats.org/markup-compatibility/2006" xmlns:r="http://schemas.openxmlformats.org/officeDocument/2006/relationships" xmlns:w="http://schemas.openxmlformats.org/wordprocessingml/2006/main" xmlns:w14="http://schemas.microsoft.com/office/word/2010/wordml" xmlns:w15="http://schemas.microsoft.com/office/word/2012/wordml" xmlns:w16cex="http://schemas.microsoft.com/office/word/2018/wordml/cex" xmlns:w16cid="http://schemas.microsoft.com/office/word/2016/wordml/cid" xmlns:w16="http://schemas.microsoft.com/office/word/2018/wordml" xmlns:w16du="http://schemas.microsoft.com/office/word/2023/wordml/word16du" xmlns:w16sdtdh="http://schemas.microsoft.com/office/word/2020/wordml/sdtdatahash" xmlns:w16se="http://schemas.microsoft.com/office/word/2015/wordml/symex" mc:Ignorable="w14 w15 w16se w16cid w16 w16cex w16sdtdh w16du">
   <w:docDefaults>
     <w:rPrDefault>
       <w:rPr>

--- a/lessons/29/MotorControllerIntro.docx
+++ b/lessons/29/MotorControllerIntro.docx
@@ -1,6 +1,6 @@
 
 <file path=word/document.xml><?xml version="1.0" encoding="utf-8"?>
-<w:document xmlns:wpc="http://schemas.microsoft.com/office/word/2010/wordprocessingCanvas" xmlns:cx="http://schemas.microsoft.com/office/drawing/2014/chartex" xmlns:cx1="http://schemas.microsoft.com/office/drawing/2015/9/8/chartex" xmlns:cx2="http://schemas.microsoft.com/office/drawing/2015/10/21/chartex" xmlns:cx3="http://schemas.microsoft.com/office/drawing/2016/5/9/chartex" xmlns:cx4="http://schemas.microsoft.com/office/drawing/2016/5/10/chartex" xmlns:cx5="http://schemas.microsoft.com/office/drawing/2016/5/11/chartex" xmlns:cx6="http://schemas.microsoft.com/office/drawing/2016/5/12/chartex" xmlns:cx7="http://schemas.microsoft.com/office/drawing/2016/5/13/chartex" xmlns:cx8="http://schemas.microsoft.com/office/drawing/2016/5/14/chartex" xmlns:mc="http://schemas.openxmlformats.org/markup-compatibility/2006" xmlns:aink="http://schemas.microsoft.com/office/drawing/2016/ink" xmlns:am3d="http://schemas.microsoft.com/office/drawing/2017/model3d" xmlns:o="urn:schemas-microsoft-com:office:office" xmlns:oel="http://schemas.microsoft.com/office/2019/extlst" xmlns:r="http://schemas.openxmlformats.org/officeDocument/2006/relationships" xmlns:m="http://schemas.openxmlformats.org/officeDocument/2006/math" xmlns:v="urn:schemas-microsoft-com:vml" xmlns:wp14="http://schemas.microsoft.com/office/word/2010/wordprocessingDrawing" xmlns:wp="http://schemas.openxmlformats.org/drawingml/2006/wordprocessingDrawing" xmlns:w10="urn:schemas-microsoft-com:office:word" xmlns:w="http://schemas.openxmlformats.org/wordprocessingml/2006/main" xmlns:w14="http://schemas.microsoft.com/office/word/2010/wordml" xmlns:w15="http://schemas.microsoft.com/office/word/2012/wordml" xmlns:w16cex="http://schemas.microsoft.com/office/word/2018/wordml/cex" xmlns:w16cid="http://schemas.microsoft.com/office/word/2016/wordml/cid" xmlns:w16="http://schemas.microsoft.com/office/word/2018/wordml" xmlns:w16du="http://schemas.microsoft.com/office/word/2023/wordml/word16du" xmlns:w16sdtdh="http://schemas.microsoft.com/office/word/2020/wordml/sdtdatahash" xmlns:w16se="http://schemas.microsoft.com/office/word/2015/wordml/symex" xmlns:wpg="http://schemas.microsoft.com/office/word/2010/wordprocessingGroup" xmlns:wpi="http://schemas.microsoft.com/office/word/2010/wordprocessingInk" xmlns:wne="http://schemas.microsoft.com/office/word/2006/wordml" xmlns:wps="http://schemas.microsoft.com/office/word/2010/wordprocessingShape" mc:Ignorable="w14 w15 w16se w16cid w16 w16cex w16sdtdh w16du wp14">
+<w:document xmlns:wpc="http://schemas.microsoft.com/office/word/2010/wordprocessingCanvas" xmlns:cx="http://schemas.microsoft.com/office/drawing/2014/chartex" xmlns:cx1="http://schemas.microsoft.com/office/drawing/2015/9/8/chartex" xmlns:cx2="http://schemas.microsoft.com/office/drawing/2015/10/21/chartex" xmlns:cx3="http://schemas.microsoft.com/office/drawing/2016/5/9/chartex" xmlns:cx4="http://schemas.microsoft.com/office/drawing/2016/5/10/chartex" xmlns:cx5="http://schemas.microsoft.com/office/drawing/2016/5/11/chartex" xmlns:cx6="http://schemas.microsoft.com/office/drawing/2016/5/12/chartex" xmlns:cx7="http://schemas.microsoft.com/office/drawing/2016/5/13/chartex" xmlns:cx8="http://schemas.microsoft.com/office/drawing/2016/5/14/chartex" xmlns:mc="http://schemas.openxmlformats.org/markup-compatibility/2006" xmlns:aink="http://schemas.microsoft.com/office/drawing/2016/ink" xmlns:am3d="http://schemas.microsoft.com/office/drawing/2017/model3d" xmlns:o="urn:schemas-microsoft-com:office:office" xmlns:oel="http://schemas.microsoft.com/office/2019/extlst" xmlns:r="http://schemas.openxmlformats.org/officeDocument/2006/relationships" xmlns:m="http://schemas.openxmlformats.org/officeDocument/2006/math" xmlns:v="urn:schemas-microsoft-com:vml" xmlns:wp14="http://schemas.microsoft.com/office/word/2010/wordprocessingDrawing" xmlns:wp="http://schemas.openxmlformats.org/drawingml/2006/wordprocessingDrawing" xmlns:w10="urn:schemas-microsoft-com:office:word" xmlns:w="http://schemas.openxmlformats.org/wordprocessingml/2006/main" xmlns:w14="http://schemas.microsoft.com/office/word/2010/wordml" xmlns:w15="http://schemas.microsoft.com/office/word/2012/wordml" xmlns:w16cex="http://schemas.microsoft.com/office/word/2018/wordml/cex" xmlns:w16cid="http://schemas.microsoft.com/office/word/2016/wordml/cid" xmlns:w16="http://schemas.microsoft.com/office/word/2018/wordml" xmlns:w16du="http://schemas.microsoft.com/office/word/2023/wordml/word16du" xmlns:w16sdtdh="http://schemas.microsoft.com/office/word/2020/wordml/sdtdatahash" xmlns:w16sdtfl="http://schemas.microsoft.com/office/word/2024/wordml/sdtformatlock" xmlns:w16se="http://schemas.microsoft.com/office/word/2015/wordml/symex" xmlns:wpg="http://schemas.microsoft.com/office/word/2010/wordprocessingGroup" xmlns:wpi="http://schemas.microsoft.com/office/word/2010/wordprocessingInk" xmlns:wne="http://schemas.microsoft.com/office/word/2006/wordml" xmlns:wps="http://schemas.microsoft.com/office/word/2010/wordprocessingShape" mc:Ignorable="w14 w15 w16se w16cid w16 w16cex w16sdtdh w16sdtfl w16du wp14">
   <w:body>
     <w:p>
       <w:pPr>
@@ -2932,8 +2932,12 @@
       </w:r>
     </w:p>
     <w:sectPr>
-      <w:headerReference w:type="default" r:id="rId17"/>
-      <w:footerReference w:type="default" r:id="rId18"/>
+      <w:headerReference w:type="even" r:id="rId17"/>
+      <w:headerReference w:type="default" r:id="rId18"/>
+      <w:footerReference w:type="even" r:id="rId19"/>
+      <w:footerReference w:type="default" r:id="rId20"/>
+      <w:headerReference w:type="first" r:id="rId21"/>
+      <w:footerReference w:type="first" r:id="rId22"/>
       <w:pgSz w:w="12240" w:h="15840"/>
       <w:pgMar w:top="1440" w:right="1440" w:bottom="1440" w:left="1440" w:header="720" w:footer="720" w:gutter="0"/>
       <w:cols w:space="720"/>
@@ -2944,7 +2948,7 @@
 </file>
 
 <file path=word/endnotes.xml><?xml version="1.0" encoding="utf-8"?>
-<w:endnotes xmlns:wpc="http://schemas.microsoft.com/office/word/2010/wordprocessingCanvas" xmlns:cx="http://schemas.microsoft.com/office/drawing/2014/chartex" xmlns:cx1="http://schemas.microsoft.com/office/drawing/2015/9/8/chartex" xmlns:cx2="http://schemas.microsoft.com/office/drawing/2015/10/21/chartex" xmlns:cx3="http://schemas.microsoft.com/office/drawing/2016/5/9/chartex" xmlns:cx4="http://schemas.microsoft.com/office/drawing/2016/5/10/chartex" xmlns:cx5="http://schemas.microsoft.com/office/drawing/2016/5/11/chartex" xmlns:cx6="http://schemas.microsoft.com/office/drawing/2016/5/12/chartex" xmlns:cx7="http://schemas.microsoft.com/office/drawing/2016/5/13/chartex" xmlns:cx8="http://schemas.microsoft.com/office/drawing/2016/5/14/chartex" xmlns:mc="http://schemas.openxmlformats.org/markup-compatibility/2006" xmlns:aink="http://schemas.microsoft.com/office/drawing/2016/ink" xmlns:am3d="http://schemas.microsoft.com/office/drawing/2017/model3d" xmlns:o="urn:schemas-microsoft-com:office:office" xmlns:oel="http://schemas.microsoft.com/office/2019/extlst" xmlns:r="http://schemas.openxmlformats.org/officeDocument/2006/relationships" xmlns:m="http://schemas.openxmlformats.org/officeDocument/2006/math" xmlns:v="urn:schemas-microsoft-com:vml" xmlns:wp14="http://schemas.microsoft.com/office/word/2010/wordprocessingDrawing" xmlns:wp="http://schemas.openxmlformats.org/drawingml/2006/wordprocessingDrawing" xmlns:w10="urn:schemas-microsoft-com:office:word" xmlns:w="http://schemas.openxmlformats.org/wordprocessingml/2006/main" xmlns:w14="http://schemas.microsoft.com/office/word/2010/wordml" xmlns:w15="http://schemas.microsoft.com/office/word/2012/wordml" xmlns:w16cex="http://schemas.microsoft.com/office/word/2018/wordml/cex" xmlns:w16cid="http://schemas.microsoft.com/office/word/2016/wordml/cid" xmlns:w16="http://schemas.microsoft.com/office/word/2018/wordml" xmlns:w16du="http://schemas.microsoft.com/office/word/2023/wordml/word16du" xmlns:w16sdtdh="http://schemas.microsoft.com/office/word/2020/wordml/sdtdatahash" xmlns:w16se="http://schemas.microsoft.com/office/word/2015/wordml/symex" xmlns:wpg="http://schemas.microsoft.com/office/word/2010/wordprocessingGroup" xmlns:wpi="http://schemas.microsoft.com/office/word/2010/wordprocessingInk" xmlns:wne="http://schemas.microsoft.com/office/word/2006/wordml" xmlns:wps="http://schemas.microsoft.com/office/word/2010/wordprocessingShape" mc:Ignorable="w14 w15 w16se w16cid w16 w16cex w16sdtdh w16du wp14">
+<w:endnotes xmlns:wpc="http://schemas.microsoft.com/office/word/2010/wordprocessingCanvas" xmlns:cx="http://schemas.microsoft.com/office/drawing/2014/chartex" xmlns:cx1="http://schemas.microsoft.com/office/drawing/2015/9/8/chartex" xmlns:cx2="http://schemas.microsoft.com/office/drawing/2015/10/21/chartex" xmlns:cx3="http://schemas.microsoft.com/office/drawing/2016/5/9/chartex" xmlns:cx4="http://schemas.microsoft.com/office/drawing/2016/5/10/chartex" xmlns:cx5="http://schemas.microsoft.com/office/drawing/2016/5/11/chartex" xmlns:cx6="http://schemas.microsoft.com/office/drawing/2016/5/12/chartex" xmlns:cx7="http://schemas.microsoft.com/office/drawing/2016/5/13/chartex" xmlns:cx8="http://schemas.microsoft.com/office/drawing/2016/5/14/chartex" xmlns:mc="http://schemas.openxmlformats.org/markup-compatibility/2006" xmlns:aink="http://schemas.microsoft.com/office/drawing/2016/ink" xmlns:am3d="http://schemas.microsoft.com/office/drawing/2017/model3d" xmlns:o="urn:schemas-microsoft-com:office:office" xmlns:oel="http://schemas.microsoft.com/office/2019/extlst" xmlns:r="http://schemas.openxmlformats.org/officeDocument/2006/relationships" xmlns:m="http://schemas.openxmlformats.org/officeDocument/2006/math" xmlns:v="urn:schemas-microsoft-com:vml" xmlns:wp14="http://schemas.microsoft.com/office/word/2010/wordprocessingDrawing" xmlns:wp="http://schemas.openxmlformats.org/drawingml/2006/wordprocessingDrawing" xmlns:w10="urn:schemas-microsoft-com:office:word" xmlns:w="http://schemas.openxmlformats.org/wordprocessingml/2006/main" xmlns:w14="http://schemas.microsoft.com/office/word/2010/wordml" xmlns:w15="http://schemas.microsoft.com/office/word/2012/wordml" xmlns:w16cex="http://schemas.microsoft.com/office/word/2018/wordml/cex" xmlns:w16cid="http://schemas.microsoft.com/office/word/2016/wordml/cid" xmlns:w16="http://schemas.microsoft.com/office/word/2018/wordml" xmlns:w16du="http://schemas.microsoft.com/office/word/2023/wordml/word16du" xmlns:w16sdtdh="http://schemas.microsoft.com/office/word/2020/wordml/sdtdatahash" xmlns:w16sdtfl="http://schemas.microsoft.com/office/word/2024/wordml/sdtformatlock" xmlns:w16se="http://schemas.microsoft.com/office/word/2015/wordml/symex" xmlns:wpg="http://schemas.microsoft.com/office/word/2010/wordprocessingGroup" xmlns:wpi="http://schemas.microsoft.com/office/word/2010/wordprocessingInk" xmlns:wne="http://schemas.microsoft.com/office/word/2006/wordml" xmlns:wps="http://schemas.microsoft.com/office/word/2010/wordprocessingShape" mc:Ignorable="w14 w15 w16se w16cid w16 w16cex w16sdtdh w16sdtfl w16du wp14">
   <w:endnote w:type="separator" w:id="-1">
     <w:p>
       <w:pPr>
@@ -2976,7 +2980,17 @@
 </file>
 
 <file path=word/footer1.xml><?xml version="1.0" encoding="utf-8"?>
-<w:ftr xmlns:wpc="http://schemas.microsoft.com/office/word/2010/wordprocessingCanvas" xmlns:cx="http://schemas.microsoft.com/office/drawing/2014/chartex" xmlns:cx1="http://schemas.microsoft.com/office/drawing/2015/9/8/chartex" xmlns:cx2="http://schemas.microsoft.com/office/drawing/2015/10/21/chartex" xmlns:cx3="http://schemas.microsoft.com/office/drawing/2016/5/9/chartex" xmlns:cx4="http://schemas.microsoft.com/office/drawing/2016/5/10/chartex" xmlns:cx5="http://schemas.microsoft.com/office/drawing/2016/5/11/chartex" xmlns:cx6="http://schemas.microsoft.com/office/drawing/2016/5/12/chartex" xmlns:cx7="http://schemas.microsoft.com/office/drawing/2016/5/13/chartex" xmlns:cx8="http://schemas.microsoft.com/office/drawing/2016/5/14/chartex" xmlns:mc="http://schemas.openxmlformats.org/markup-compatibility/2006" xmlns:aink="http://schemas.microsoft.com/office/drawing/2016/ink" xmlns:am3d="http://schemas.microsoft.com/office/drawing/2017/model3d" xmlns:o="urn:schemas-microsoft-com:office:office" xmlns:oel="http://schemas.microsoft.com/office/2019/extlst" xmlns:r="http://schemas.openxmlformats.org/officeDocument/2006/relationships" xmlns:m="http://schemas.openxmlformats.org/officeDocument/2006/math" xmlns:v="urn:schemas-microsoft-com:vml" xmlns:wp14="http://schemas.microsoft.com/office/word/2010/wordprocessingDrawing" xmlns:wp="http://schemas.openxmlformats.org/drawingml/2006/wordprocessingDrawing" xmlns:w10="urn:schemas-microsoft-com:office:word" xmlns:w="http://schemas.openxmlformats.org/wordprocessingml/2006/main" xmlns:w14="http://schemas.microsoft.com/office/word/2010/wordml" xmlns:w15="http://schemas.microsoft.com/office/word/2012/wordml" xmlns:w16cex="http://schemas.microsoft.com/office/word/2018/wordml/cex" xmlns:w16cid="http://schemas.microsoft.com/office/word/2016/wordml/cid" xmlns:w16="http://schemas.microsoft.com/office/word/2018/wordml" xmlns:w16du="http://schemas.microsoft.com/office/word/2023/wordml/word16du" xmlns:w16sdtdh="http://schemas.microsoft.com/office/word/2020/wordml/sdtdatahash" xmlns:w16se="http://schemas.microsoft.com/office/word/2015/wordml/symex" xmlns:wpg="http://schemas.microsoft.com/office/word/2010/wordprocessingGroup" xmlns:wpi="http://schemas.microsoft.com/office/word/2010/wordprocessingInk" xmlns:wne="http://schemas.microsoft.com/office/word/2006/wordml" xmlns:wps="http://schemas.microsoft.com/office/word/2010/wordprocessingShape" mc:Ignorable="w14 w15 w16se w16cid w16 w16cex w16sdtdh w16du wp14">
+<w:ftr xmlns:wpc="http://schemas.microsoft.com/office/word/2010/wordprocessingCanvas" xmlns:cx="http://schemas.microsoft.com/office/drawing/2014/chartex" xmlns:cx1="http://schemas.microsoft.com/office/drawing/2015/9/8/chartex" xmlns:cx2="http://schemas.microsoft.com/office/drawing/2015/10/21/chartex" xmlns:cx3="http://schemas.microsoft.com/office/drawing/2016/5/9/chartex" xmlns:cx4="http://schemas.microsoft.com/office/drawing/2016/5/10/chartex" xmlns:cx5="http://schemas.microsoft.com/office/drawing/2016/5/11/chartex" xmlns:cx6="http://schemas.microsoft.com/office/drawing/2016/5/12/chartex" xmlns:cx7="http://schemas.microsoft.com/office/drawing/2016/5/13/chartex" xmlns:cx8="http://schemas.microsoft.com/office/drawing/2016/5/14/chartex" xmlns:mc="http://schemas.openxmlformats.org/markup-compatibility/2006" xmlns:aink="http://schemas.microsoft.com/office/drawing/2016/ink" xmlns:am3d="http://schemas.microsoft.com/office/drawing/2017/model3d" xmlns:o="urn:schemas-microsoft-com:office:office" xmlns:oel="http://schemas.microsoft.com/office/2019/extlst" xmlns:r="http://schemas.openxmlformats.org/officeDocument/2006/relationships" xmlns:m="http://schemas.openxmlformats.org/officeDocument/2006/math" xmlns:v="urn:schemas-microsoft-com:vml" xmlns:wp14="http://schemas.microsoft.com/office/word/2010/wordprocessingDrawing" xmlns:wp="http://schemas.openxmlformats.org/drawingml/2006/wordprocessingDrawing" xmlns:w10="urn:schemas-microsoft-com:office:word" xmlns:w="http://schemas.openxmlformats.org/wordprocessingml/2006/main" xmlns:w14="http://schemas.microsoft.com/office/word/2010/wordml" xmlns:w15="http://schemas.microsoft.com/office/word/2012/wordml" xmlns:w16cex="http://schemas.microsoft.com/office/word/2018/wordml/cex" xmlns:w16cid="http://schemas.microsoft.com/office/word/2016/wordml/cid" xmlns:w16="http://schemas.microsoft.com/office/word/2018/wordml" xmlns:w16du="http://schemas.microsoft.com/office/word/2023/wordml/word16du" xmlns:w16sdtdh="http://schemas.microsoft.com/office/word/2020/wordml/sdtdatahash" xmlns:w16sdtfl="http://schemas.microsoft.com/office/word/2024/wordml/sdtformatlock" xmlns:w16se="http://schemas.microsoft.com/office/word/2015/wordml/symex" xmlns:wpg="http://schemas.microsoft.com/office/word/2010/wordprocessingGroup" xmlns:wpi="http://schemas.microsoft.com/office/word/2010/wordprocessingInk" xmlns:wne="http://schemas.microsoft.com/office/word/2006/wordml" xmlns:wps="http://schemas.microsoft.com/office/word/2010/wordprocessingShape" mc:Ignorable="w14 w15 w16se w16cid w16 w16cex w16sdtdh w16sdtfl w16du wp14">
+  <w:p>
+    <w:pPr>
+      <w:pStyle w:val="Footer"/>
+    </w:pPr>
+  </w:p>
+</w:ftr>
+</file>
+
+<file path=word/footer2.xml><?xml version="1.0" encoding="utf-8"?>
+<w:ftr xmlns:wpc="http://schemas.microsoft.com/office/word/2010/wordprocessingCanvas" xmlns:cx="http://schemas.microsoft.com/office/drawing/2014/chartex" xmlns:cx1="http://schemas.microsoft.com/office/drawing/2015/9/8/chartex" xmlns:cx2="http://schemas.microsoft.com/office/drawing/2015/10/21/chartex" xmlns:cx3="http://schemas.microsoft.com/office/drawing/2016/5/9/chartex" xmlns:cx4="http://schemas.microsoft.com/office/drawing/2016/5/10/chartex" xmlns:cx5="http://schemas.microsoft.com/office/drawing/2016/5/11/chartex" xmlns:cx6="http://schemas.microsoft.com/office/drawing/2016/5/12/chartex" xmlns:cx7="http://schemas.microsoft.com/office/drawing/2016/5/13/chartex" xmlns:cx8="http://schemas.microsoft.com/office/drawing/2016/5/14/chartex" xmlns:mc="http://schemas.openxmlformats.org/markup-compatibility/2006" xmlns:aink="http://schemas.microsoft.com/office/drawing/2016/ink" xmlns:am3d="http://schemas.microsoft.com/office/drawing/2017/model3d" xmlns:o="urn:schemas-microsoft-com:office:office" xmlns:oel="http://schemas.microsoft.com/office/2019/extlst" xmlns:r="http://schemas.openxmlformats.org/officeDocument/2006/relationships" xmlns:m="http://schemas.openxmlformats.org/officeDocument/2006/math" xmlns:v="urn:schemas-microsoft-com:vml" xmlns:wp14="http://schemas.microsoft.com/office/word/2010/wordprocessingDrawing" xmlns:wp="http://schemas.openxmlformats.org/drawingml/2006/wordprocessingDrawing" xmlns:w10="urn:schemas-microsoft-com:office:word" xmlns:w="http://schemas.openxmlformats.org/wordprocessingml/2006/main" xmlns:w14="http://schemas.microsoft.com/office/word/2010/wordml" xmlns:w15="http://schemas.microsoft.com/office/word/2012/wordml" xmlns:w16cex="http://schemas.microsoft.com/office/word/2018/wordml/cex" xmlns:w16cid="http://schemas.microsoft.com/office/word/2016/wordml/cid" xmlns:w16="http://schemas.microsoft.com/office/word/2018/wordml" xmlns:w16du="http://schemas.microsoft.com/office/word/2023/wordml/word16du" xmlns:w16sdtdh="http://schemas.microsoft.com/office/word/2020/wordml/sdtdatahash" xmlns:w16sdtfl="http://schemas.microsoft.com/office/word/2024/wordml/sdtformatlock" xmlns:w16se="http://schemas.microsoft.com/office/word/2015/wordml/symex" xmlns:wpg="http://schemas.microsoft.com/office/word/2010/wordprocessingGroup" xmlns:wpi="http://schemas.microsoft.com/office/word/2010/wordprocessingInk" xmlns:wne="http://schemas.microsoft.com/office/word/2006/wordml" xmlns:wps="http://schemas.microsoft.com/office/word/2010/wordprocessingShape" mc:Ignorable="w14 w15 w16se w16cid w16 w16cex w16sdtdh w16sdtfl w16du wp14">
   <w:sdt>
     <w:sdtPr>
       <w:id w:val="973801655"/>
@@ -3038,14 +3052,40 @@
         <w:sz w:val="18"/>
         <w:szCs w:val="18"/>
       </w:rPr>
-      <w:t>© 2020, Keith E. Kelly. All rights reserved.</w:t>
+      <w:t>© 202</w:t>
+    </w:r>
+    <w:r>
+      <w:rPr>
+        <w:rStyle w:val="SubtleEmphasis"/>
+        <w:sz w:val="18"/>
+        <w:szCs w:val="18"/>
+      </w:rPr>
+      <w:t>5</w:t>
+    </w:r>
+    <w:r>
+      <w:rPr>
+        <w:rStyle w:val="SubtleEmphasis"/>
+        <w:sz w:val="18"/>
+        <w:szCs w:val="18"/>
+      </w:rPr>
+      <w:t>, Keith E. Kelly. All rights reserved.</w:t>
     </w:r>
   </w:p>
 </w:ftr>
 </file>
 
+<file path=word/footer3.xml><?xml version="1.0" encoding="utf-8"?>
+<w:ftr xmlns:wpc="http://schemas.microsoft.com/office/word/2010/wordprocessingCanvas" xmlns:cx="http://schemas.microsoft.com/office/drawing/2014/chartex" xmlns:cx1="http://schemas.microsoft.com/office/drawing/2015/9/8/chartex" xmlns:cx2="http://schemas.microsoft.com/office/drawing/2015/10/21/chartex" xmlns:cx3="http://schemas.microsoft.com/office/drawing/2016/5/9/chartex" xmlns:cx4="http://schemas.microsoft.com/office/drawing/2016/5/10/chartex" xmlns:cx5="http://schemas.microsoft.com/office/drawing/2016/5/11/chartex" xmlns:cx6="http://schemas.microsoft.com/office/drawing/2016/5/12/chartex" xmlns:cx7="http://schemas.microsoft.com/office/drawing/2016/5/13/chartex" xmlns:cx8="http://schemas.microsoft.com/office/drawing/2016/5/14/chartex" xmlns:mc="http://schemas.openxmlformats.org/markup-compatibility/2006" xmlns:aink="http://schemas.microsoft.com/office/drawing/2016/ink" xmlns:am3d="http://schemas.microsoft.com/office/drawing/2017/model3d" xmlns:o="urn:schemas-microsoft-com:office:office" xmlns:oel="http://schemas.microsoft.com/office/2019/extlst" xmlns:r="http://schemas.openxmlformats.org/officeDocument/2006/relationships" xmlns:m="http://schemas.openxmlformats.org/officeDocument/2006/math" xmlns:v="urn:schemas-microsoft-com:vml" xmlns:wp14="http://schemas.microsoft.com/office/word/2010/wordprocessingDrawing" xmlns:wp="http://schemas.openxmlformats.org/drawingml/2006/wordprocessingDrawing" xmlns:w10="urn:schemas-microsoft-com:office:word" xmlns:w="http://schemas.openxmlformats.org/wordprocessingml/2006/main" xmlns:w14="http://schemas.microsoft.com/office/word/2010/wordml" xmlns:w15="http://schemas.microsoft.com/office/word/2012/wordml" xmlns:w16cex="http://schemas.microsoft.com/office/word/2018/wordml/cex" xmlns:w16cid="http://schemas.microsoft.com/office/word/2016/wordml/cid" xmlns:w16="http://schemas.microsoft.com/office/word/2018/wordml" xmlns:w16du="http://schemas.microsoft.com/office/word/2023/wordml/word16du" xmlns:w16sdtdh="http://schemas.microsoft.com/office/word/2020/wordml/sdtdatahash" xmlns:w16sdtfl="http://schemas.microsoft.com/office/word/2024/wordml/sdtformatlock" xmlns:w16se="http://schemas.microsoft.com/office/word/2015/wordml/symex" xmlns:wpg="http://schemas.microsoft.com/office/word/2010/wordprocessingGroup" xmlns:wpi="http://schemas.microsoft.com/office/word/2010/wordprocessingInk" xmlns:wne="http://schemas.microsoft.com/office/word/2006/wordml" xmlns:wps="http://schemas.microsoft.com/office/word/2010/wordprocessingShape" mc:Ignorable="w14 w15 w16se w16cid w16 w16cex w16sdtdh w16sdtfl w16du wp14">
+  <w:p>
+    <w:pPr>
+      <w:pStyle w:val="Footer"/>
+    </w:pPr>
+  </w:p>
+</w:ftr>
+</file>
+
 <file path=word/footnotes.xml><?xml version="1.0" encoding="utf-8"?>
-<w:footnotes xmlns:wpc="http://schemas.microsoft.com/office/word/2010/wordprocessingCanvas" xmlns:cx="http://schemas.microsoft.com/office/drawing/2014/chartex" xmlns:cx1="http://schemas.microsoft.com/office/drawing/2015/9/8/chartex" xmlns:cx2="http://schemas.microsoft.com/office/drawing/2015/10/21/chartex" xmlns:cx3="http://schemas.microsoft.com/office/drawing/2016/5/9/chartex" xmlns:cx4="http://schemas.microsoft.com/office/drawing/2016/5/10/chartex" xmlns:cx5="http://schemas.microsoft.com/office/drawing/2016/5/11/chartex" xmlns:cx6="http://schemas.microsoft.com/office/drawing/2016/5/12/chartex" xmlns:cx7="http://schemas.microsoft.com/office/drawing/2016/5/13/chartex" xmlns:cx8="http://schemas.microsoft.com/office/drawing/2016/5/14/chartex" xmlns:mc="http://schemas.openxmlformats.org/markup-compatibility/2006" xmlns:aink="http://schemas.microsoft.com/office/drawing/2016/ink" xmlns:am3d="http://schemas.microsoft.com/office/drawing/2017/model3d" xmlns:o="urn:schemas-microsoft-com:office:office" xmlns:oel="http://schemas.microsoft.com/office/2019/extlst" xmlns:r="http://schemas.openxmlformats.org/officeDocument/2006/relationships" xmlns:m="http://schemas.openxmlformats.org/officeDocument/2006/math" xmlns:v="urn:schemas-microsoft-com:vml" xmlns:wp14="http://schemas.microsoft.com/office/word/2010/wordprocessingDrawing" xmlns:wp="http://schemas.openxmlformats.org/drawingml/2006/wordprocessingDrawing" xmlns:w10="urn:schemas-microsoft-com:office:word" xmlns:w="http://schemas.openxmlformats.org/wordprocessingml/2006/main" xmlns:w14="http://schemas.microsoft.com/office/word/2010/wordml" xmlns:w15="http://schemas.microsoft.com/office/word/2012/wordml" xmlns:w16cex="http://schemas.microsoft.com/office/word/2018/wordml/cex" xmlns:w16cid="http://schemas.microsoft.com/office/word/2016/wordml/cid" xmlns:w16="http://schemas.microsoft.com/office/word/2018/wordml" xmlns:w16du="http://schemas.microsoft.com/office/word/2023/wordml/word16du" xmlns:w16sdtdh="http://schemas.microsoft.com/office/word/2020/wordml/sdtdatahash" xmlns:w16se="http://schemas.microsoft.com/office/word/2015/wordml/symex" xmlns:wpg="http://schemas.microsoft.com/office/word/2010/wordprocessingGroup" xmlns:wpi="http://schemas.microsoft.com/office/word/2010/wordprocessingInk" xmlns:wne="http://schemas.microsoft.com/office/word/2006/wordml" xmlns:wps="http://schemas.microsoft.com/office/word/2010/wordprocessingShape" mc:Ignorable="w14 w15 w16se w16cid w16 w16cex w16sdtdh w16du wp14">
+<w:footnotes xmlns:wpc="http://schemas.microsoft.com/office/word/2010/wordprocessingCanvas" xmlns:cx="http://schemas.microsoft.com/office/drawing/2014/chartex" xmlns:cx1="http://schemas.microsoft.com/office/drawing/2015/9/8/chartex" xmlns:cx2="http://schemas.microsoft.com/office/drawing/2015/10/21/chartex" xmlns:cx3="http://schemas.microsoft.com/office/drawing/2016/5/9/chartex" xmlns:cx4="http://schemas.microsoft.com/office/drawing/2016/5/10/chartex" xmlns:cx5="http://schemas.microsoft.com/office/drawing/2016/5/11/chartex" xmlns:cx6="http://schemas.microsoft.com/office/drawing/2016/5/12/chartex" xmlns:cx7="http://schemas.microsoft.com/office/drawing/2016/5/13/chartex" xmlns:cx8="http://schemas.microsoft.com/office/drawing/2016/5/14/chartex" xmlns:mc="http://schemas.openxmlformats.org/markup-compatibility/2006" xmlns:aink="http://schemas.microsoft.com/office/drawing/2016/ink" xmlns:am3d="http://schemas.microsoft.com/office/drawing/2017/model3d" xmlns:o="urn:schemas-microsoft-com:office:office" xmlns:oel="http://schemas.microsoft.com/office/2019/extlst" xmlns:r="http://schemas.openxmlformats.org/officeDocument/2006/relationships" xmlns:m="http://schemas.openxmlformats.org/officeDocument/2006/math" xmlns:v="urn:schemas-microsoft-com:vml" xmlns:wp14="http://schemas.microsoft.com/office/word/2010/wordprocessingDrawing" xmlns:wp="http://schemas.openxmlformats.org/drawingml/2006/wordprocessingDrawing" xmlns:w10="urn:schemas-microsoft-com:office:word" xmlns:w="http://schemas.openxmlformats.org/wordprocessingml/2006/main" xmlns:w14="http://schemas.microsoft.com/office/word/2010/wordml" xmlns:w15="http://schemas.microsoft.com/office/word/2012/wordml" xmlns:w16cex="http://schemas.microsoft.com/office/word/2018/wordml/cex" xmlns:w16cid="http://schemas.microsoft.com/office/word/2016/wordml/cid" xmlns:w16="http://schemas.microsoft.com/office/word/2018/wordml" xmlns:w16du="http://schemas.microsoft.com/office/word/2023/wordml/word16du" xmlns:w16sdtdh="http://schemas.microsoft.com/office/word/2020/wordml/sdtdatahash" xmlns:w16sdtfl="http://schemas.microsoft.com/office/word/2024/wordml/sdtformatlock" xmlns:w16se="http://schemas.microsoft.com/office/word/2015/wordml/symex" xmlns:wpg="http://schemas.microsoft.com/office/word/2010/wordprocessingGroup" xmlns:wpi="http://schemas.microsoft.com/office/word/2010/wordprocessingInk" xmlns:wne="http://schemas.microsoft.com/office/word/2006/wordml" xmlns:wps="http://schemas.microsoft.com/office/word/2010/wordprocessingShape" mc:Ignorable="w14 w15 w16se w16cid w16 w16cex w16sdtdh w16sdtfl w16du wp14">
   <w:footnote w:type="separator" w:id="-1">
     <w:p>
       <w:pPr>
@@ -3077,7 +3117,17 @@
 </file>
 
 <file path=word/header1.xml><?xml version="1.0" encoding="utf-8"?>
-<w:hdr xmlns:wpc="http://schemas.microsoft.com/office/word/2010/wordprocessingCanvas" xmlns:cx="http://schemas.microsoft.com/office/drawing/2014/chartex" xmlns:cx1="http://schemas.microsoft.com/office/drawing/2015/9/8/chartex" xmlns:cx2="http://schemas.microsoft.com/office/drawing/2015/10/21/chartex" xmlns:cx3="http://schemas.microsoft.com/office/drawing/2016/5/9/chartex" xmlns:cx4="http://schemas.microsoft.com/office/drawing/2016/5/10/chartex" xmlns:cx5="http://schemas.microsoft.com/office/drawing/2016/5/11/chartex" xmlns:cx6="http://schemas.microsoft.com/office/drawing/2016/5/12/chartex" xmlns:cx7="http://schemas.microsoft.com/office/drawing/2016/5/13/chartex" xmlns:cx8="http://schemas.microsoft.com/office/drawing/2016/5/14/chartex" xmlns:mc="http://schemas.openxmlformats.org/markup-compatibility/2006" xmlns:aink="http://schemas.microsoft.com/office/drawing/2016/ink" xmlns:am3d="http://schemas.microsoft.com/office/drawing/2017/model3d" xmlns:o="urn:schemas-microsoft-com:office:office" xmlns:oel="http://schemas.microsoft.com/office/2019/extlst" xmlns:r="http://schemas.openxmlformats.org/officeDocument/2006/relationships" xmlns:m="http://schemas.openxmlformats.org/officeDocument/2006/math" xmlns:v="urn:schemas-microsoft-com:vml" xmlns:wp14="http://schemas.microsoft.com/office/word/2010/wordprocessingDrawing" xmlns:wp="http://schemas.openxmlformats.org/drawingml/2006/wordprocessingDrawing" xmlns:w10="urn:schemas-microsoft-com:office:word" xmlns:w="http://schemas.openxmlformats.org/wordprocessingml/2006/main" xmlns:w14="http://schemas.microsoft.com/office/word/2010/wordml" xmlns:w15="http://schemas.microsoft.com/office/word/2012/wordml" xmlns:w16cex="http://schemas.microsoft.com/office/word/2018/wordml/cex" xmlns:w16cid="http://schemas.microsoft.com/office/word/2016/wordml/cid" xmlns:w16="http://schemas.microsoft.com/office/word/2018/wordml" xmlns:w16du="http://schemas.microsoft.com/office/word/2023/wordml/word16du" xmlns:w16sdtdh="http://schemas.microsoft.com/office/word/2020/wordml/sdtdatahash" xmlns:w16se="http://schemas.microsoft.com/office/word/2015/wordml/symex" xmlns:wpg="http://schemas.microsoft.com/office/word/2010/wordprocessingGroup" xmlns:wpi="http://schemas.microsoft.com/office/word/2010/wordprocessingInk" xmlns:wne="http://schemas.microsoft.com/office/word/2006/wordml" xmlns:wps="http://schemas.microsoft.com/office/word/2010/wordprocessingShape" mc:Ignorable="w14 w15 w16se w16cid w16 w16cex w16sdtdh w16du wp14">
+<w:hdr xmlns:wpc="http://schemas.microsoft.com/office/word/2010/wordprocessingCanvas" xmlns:cx="http://schemas.microsoft.com/office/drawing/2014/chartex" xmlns:cx1="http://schemas.microsoft.com/office/drawing/2015/9/8/chartex" xmlns:cx2="http://schemas.microsoft.com/office/drawing/2015/10/21/chartex" xmlns:cx3="http://schemas.microsoft.com/office/drawing/2016/5/9/chartex" xmlns:cx4="http://schemas.microsoft.com/office/drawing/2016/5/10/chartex" xmlns:cx5="http://schemas.microsoft.com/office/drawing/2016/5/11/chartex" xmlns:cx6="http://schemas.microsoft.com/office/drawing/2016/5/12/chartex" xmlns:cx7="http://schemas.microsoft.com/office/drawing/2016/5/13/chartex" xmlns:cx8="http://schemas.microsoft.com/office/drawing/2016/5/14/chartex" xmlns:mc="http://schemas.openxmlformats.org/markup-compatibility/2006" xmlns:aink="http://schemas.microsoft.com/office/drawing/2016/ink" xmlns:am3d="http://schemas.microsoft.com/office/drawing/2017/model3d" xmlns:o="urn:schemas-microsoft-com:office:office" xmlns:oel="http://schemas.microsoft.com/office/2019/extlst" xmlns:r="http://schemas.openxmlformats.org/officeDocument/2006/relationships" xmlns:m="http://schemas.openxmlformats.org/officeDocument/2006/math" xmlns:v="urn:schemas-microsoft-com:vml" xmlns:wp14="http://schemas.microsoft.com/office/word/2010/wordprocessingDrawing" xmlns:wp="http://schemas.openxmlformats.org/drawingml/2006/wordprocessingDrawing" xmlns:w10="urn:schemas-microsoft-com:office:word" xmlns:w="http://schemas.openxmlformats.org/wordprocessingml/2006/main" xmlns:w14="http://schemas.microsoft.com/office/word/2010/wordml" xmlns:w15="http://schemas.microsoft.com/office/word/2012/wordml" xmlns:w16cex="http://schemas.microsoft.com/office/word/2018/wordml/cex" xmlns:w16cid="http://schemas.microsoft.com/office/word/2016/wordml/cid" xmlns:w16="http://schemas.microsoft.com/office/word/2018/wordml" xmlns:w16du="http://schemas.microsoft.com/office/word/2023/wordml/word16du" xmlns:w16sdtdh="http://schemas.microsoft.com/office/word/2020/wordml/sdtdatahash" xmlns:w16sdtfl="http://schemas.microsoft.com/office/word/2024/wordml/sdtformatlock" xmlns:w16se="http://schemas.microsoft.com/office/word/2015/wordml/symex" xmlns:wpg="http://schemas.microsoft.com/office/word/2010/wordprocessingGroup" xmlns:wpi="http://schemas.microsoft.com/office/word/2010/wordprocessingInk" xmlns:wne="http://schemas.microsoft.com/office/word/2006/wordml" xmlns:wps="http://schemas.microsoft.com/office/word/2010/wordprocessingShape" mc:Ignorable="w14 w15 w16se w16cid w16 w16cex w16sdtdh w16sdtfl w16du wp14">
+  <w:p>
+    <w:pPr>
+      <w:pStyle w:val="Header"/>
+    </w:pPr>
+  </w:p>
+</w:hdr>
+</file>
+
+<file path=word/header2.xml><?xml version="1.0" encoding="utf-8"?>
+<w:hdr xmlns:wpc="http://schemas.microsoft.com/office/word/2010/wordprocessingCanvas" xmlns:cx="http://schemas.microsoft.com/office/drawing/2014/chartex" xmlns:cx1="http://schemas.microsoft.com/office/drawing/2015/9/8/chartex" xmlns:cx2="http://schemas.microsoft.com/office/drawing/2015/10/21/chartex" xmlns:cx3="http://schemas.microsoft.com/office/drawing/2016/5/9/chartex" xmlns:cx4="http://schemas.microsoft.com/office/drawing/2016/5/10/chartex" xmlns:cx5="http://schemas.microsoft.com/office/drawing/2016/5/11/chartex" xmlns:cx6="http://schemas.microsoft.com/office/drawing/2016/5/12/chartex" xmlns:cx7="http://schemas.microsoft.com/office/drawing/2016/5/13/chartex" xmlns:cx8="http://schemas.microsoft.com/office/drawing/2016/5/14/chartex" xmlns:mc="http://schemas.openxmlformats.org/markup-compatibility/2006" xmlns:aink="http://schemas.microsoft.com/office/drawing/2016/ink" xmlns:am3d="http://schemas.microsoft.com/office/drawing/2017/model3d" xmlns:o="urn:schemas-microsoft-com:office:office" xmlns:oel="http://schemas.microsoft.com/office/2019/extlst" xmlns:r="http://schemas.openxmlformats.org/officeDocument/2006/relationships" xmlns:m="http://schemas.openxmlformats.org/officeDocument/2006/math" xmlns:v="urn:schemas-microsoft-com:vml" xmlns:wp14="http://schemas.microsoft.com/office/word/2010/wordprocessingDrawing" xmlns:wp="http://schemas.openxmlformats.org/drawingml/2006/wordprocessingDrawing" xmlns:w10="urn:schemas-microsoft-com:office:word" xmlns:w="http://schemas.openxmlformats.org/wordprocessingml/2006/main" xmlns:w14="http://schemas.microsoft.com/office/word/2010/wordml" xmlns:w15="http://schemas.microsoft.com/office/word/2012/wordml" xmlns:w16cex="http://schemas.microsoft.com/office/word/2018/wordml/cex" xmlns:w16cid="http://schemas.microsoft.com/office/word/2016/wordml/cid" xmlns:w16="http://schemas.microsoft.com/office/word/2018/wordml" xmlns:w16du="http://schemas.microsoft.com/office/word/2023/wordml/word16du" xmlns:w16sdtdh="http://schemas.microsoft.com/office/word/2020/wordml/sdtdatahash" xmlns:w16sdtfl="http://schemas.microsoft.com/office/word/2024/wordml/sdtformatlock" xmlns:w16se="http://schemas.microsoft.com/office/word/2015/wordml/symex" xmlns:wpg="http://schemas.microsoft.com/office/word/2010/wordprocessingGroup" xmlns:wpi="http://schemas.microsoft.com/office/word/2010/wordprocessingInk" xmlns:wne="http://schemas.microsoft.com/office/word/2006/wordml" xmlns:wps="http://schemas.microsoft.com/office/word/2010/wordprocessingShape" mc:Ignorable="w14 w15 w16se w16cid w16 w16cex w16sdtdh w16sdtfl w16du wp14">
   <w:p>
     <w:pPr>
       <w:pStyle w:val="Heading1"/>
@@ -3096,8 +3146,18 @@
 </w:hdr>
 </file>
 
+<file path=word/header3.xml><?xml version="1.0" encoding="utf-8"?>
+<w:hdr xmlns:wpc="http://schemas.microsoft.com/office/word/2010/wordprocessingCanvas" xmlns:cx="http://schemas.microsoft.com/office/drawing/2014/chartex" xmlns:cx1="http://schemas.microsoft.com/office/drawing/2015/9/8/chartex" xmlns:cx2="http://schemas.microsoft.com/office/drawing/2015/10/21/chartex" xmlns:cx3="http://schemas.microsoft.com/office/drawing/2016/5/9/chartex" xmlns:cx4="http://schemas.microsoft.com/office/drawing/2016/5/10/chartex" xmlns:cx5="http://schemas.microsoft.com/office/drawing/2016/5/11/chartex" xmlns:cx6="http://schemas.microsoft.com/office/drawing/2016/5/12/chartex" xmlns:cx7="http://schemas.microsoft.com/office/drawing/2016/5/13/chartex" xmlns:cx8="http://schemas.microsoft.com/office/drawing/2016/5/14/chartex" xmlns:mc="http://schemas.openxmlformats.org/markup-compatibility/2006" xmlns:aink="http://schemas.microsoft.com/office/drawing/2016/ink" xmlns:am3d="http://schemas.microsoft.com/office/drawing/2017/model3d" xmlns:o="urn:schemas-microsoft-com:office:office" xmlns:oel="http://schemas.microsoft.com/office/2019/extlst" xmlns:r="http://schemas.openxmlformats.org/officeDocument/2006/relationships" xmlns:m="http://schemas.openxmlformats.org/officeDocument/2006/math" xmlns:v="urn:schemas-microsoft-com:vml" xmlns:wp14="http://schemas.microsoft.com/office/word/2010/wordprocessingDrawing" xmlns:wp="http://schemas.openxmlformats.org/drawingml/2006/wordprocessingDrawing" xmlns:w10="urn:schemas-microsoft-com:office:word" xmlns:w="http://schemas.openxmlformats.org/wordprocessingml/2006/main" xmlns:w14="http://schemas.microsoft.com/office/word/2010/wordml" xmlns:w15="http://schemas.microsoft.com/office/word/2012/wordml" xmlns:w16cex="http://schemas.microsoft.com/office/word/2018/wordml/cex" xmlns:w16cid="http://schemas.microsoft.com/office/word/2016/wordml/cid" xmlns:w16="http://schemas.microsoft.com/office/word/2018/wordml" xmlns:w16du="http://schemas.microsoft.com/office/word/2023/wordml/word16du" xmlns:w16sdtdh="http://schemas.microsoft.com/office/word/2020/wordml/sdtdatahash" xmlns:w16sdtfl="http://schemas.microsoft.com/office/word/2024/wordml/sdtformatlock" xmlns:w16se="http://schemas.microsoft.com/office/word/2015/wordml/symex" xmlns:wpg="http://schemas.microsoft.com/office/word/2010/wordprocessingGroup" xmlns:wpi="http://schemas.microsoft.com/office/word/2010/wordprocessingInk" xmlns:wne="http://schemas.microsoft.com/office/word/2006/wordml" xmlns:wps="http://schemas.microsoft.com/office/word/2010/wordprocessingShape" mc:Ignorable="w14 w15 w16se w16cid w16 w16cex w16sdtdh w16sdtfl w16du wp14">
+  <w:p>
+    <w:pPr>
+      <w:pStyle w:val="Header"/>
+    </w:pPr>
+  </w:p>
+</w:hdr>
+</file>
+
 <file path=word/numbering.xml><?xml version="1.0" encoding="utf-8"?>
-<w:numbering xmlns:wpc="http://schemas.microsoft.com/office/word/2010/wordprocessingCanvas" xmlns:cx="http://schemas.microsoft.com/office/drawing/2014/chartex" xmlns:cx1="http://schemas.microsoft.com/office/drawing/2015/9/8/chartex" xmlns:cx2="http://schemas.microsoft.com/office/drawing/2015/10/21/chartex" xmlns:cx3="http://schemas.microsoft.com/office/drawing/2016/5/9/chartex" xmlns:cx4="http://schemas.microsoft.com/office/drawing/2016/5/10/chartex" xmlns:cx5="http://schemas.microsoft.com/office/drawing/2016/5/11/chartex" xmlns:cx6="http://schemas.microsoft.com/office/drawing/2016/5/12/chartex" xmlns:cx7="http://schemas.microsoft.com/office/drawing/2016/5/13/chartex" xmlns:cx8="http://schemas.microsoft.com/office/drawing/2016/5/14/chartex" xmlns:mc="http://schemas.openxmlformats.org/markup-compatibility/2006" xmlns:aink="http://schemas.microsoft.com/office/drawing/2016/ink" xmlns:am3d="http://schemas.microsoft.com/office/drawing/2017/model3d" xmlns:o="urn:schemas-microsoft-com:office:office" xmlns:oel="http://schemas.microsoft.com/office/2019/extlst" xmlns:r="http://schemas.openxmlformats.org/officeDocument/2006/relationships" xmlns:m="http://schemas.openxmlformats.org/officeDocument/2006/math" xmlns:v="urn:schemas-microsoft-com:vml" xmlns:wp14="http://schemas.microsoft.com/office/word/2010/wordprocessingDrawing" xmlns:wp="http://schemas.openxmlformats.org/drawingml/2006/wordprocessingDrawing" xmlns:w10="urn:schemas-microsoft-com:office:word" xmlns:w="http://schemas.openxmlformats.org/wordprocessingml/2006/main" xmlns:w14="http://schemas.microsoft.com/office/word/2010/wordml" xmlns:w15="http://schemas.microsoft.com/office/word/2012/wordml" xmlns:w16cex="http://schemas.microsoft.com/office/word/2018/wordml/cex" xmlns:w16cid="http://schemas.microsoft.com/office/word/2016/wordml/cid" xmlns:w16="http://schemas.microsoft.com/office/word/2018/wordml" xmlns:w16du="http://schemas.microsoft.com/office/word/2023/wordml/word16du" xmlns:w16sdtdh="http://schemas.microsoft.com/office/word/2020/wordml/sdtdatahash" xmlns:w16se="http://schemas.microsoft.com/office/word/2015/wordml/symex" xmlns:wpg="http://schemas.microsoft.com/office/word/2010/wordprocessingGroup" xmlns:wpi="http://schemas.microsoft.com/office/word/2010/wordprocessingInk" xmlns:wne="http://schemas.microsoft.com/office/word/2006/wordml" xmlns:wps="http://schemas.microsoft.com/office/word/2010/wordprocessingShape" mc:Ignorable="w14 w15 w16se w16cid w16 w16cex w16sdtdh w16du wp14">
+<w:numbering xmlns:wpc="http://schemas.microsoft.com/office/word/2010/wordprocessingCanvas" xmlns:cx="http://schemas.microsoft.com/office/drawing/2014/chartex" xmlns:cx1="http://schemas.microsoft.com/office/drawing/2015/9/8/chartex" xmlns:cx2="http://schemas.microsoft.com/office/drawing/2015/10/21/chartex" xmlns:cx3="http://schemas.microsoft.com/office/drawing/2016/5/9/chartex" xmlns:cx4="http://schemas.microsoft.com/office/drawing/2016/5/10/chartex" xmlns:cx5="http://schemas.microsoft.com/office/drawing/2016/5/11/chartex" xmlns:cx6="http://schemas.microsoft.com/office/drawing/2016/5/12/chartex" xmlns:cx7="http://schemas.microsoft.com/office/drawing/2016/5/13/chartex" xmlns:cx8="http://schemas.microsoft.com/office/drawing/2016/5/14/chartex" xmlns:mc="http://schemas.openxmlformats.org/markup-compatibility/2006" xmlns:aink="http://schemas.microsoft.com/office/drawing/2016/ink" xmlns:am3d="http://schemas.microsoft.com/office/drawing/2017/model3d" xmlns:o="urn:schemas-microsoft-com:office:office" xmlns:oel="http://schemas.microsoft.com/office/2019/extlst" xmlns:r="http://schemas.openxmlformats.org/officeDocument/2006/relationships" xmlns:m="http://schemas.openxmlformats.org/officeDocument/2006/math" xmlns:v="urn:schemas-microsoft-com:vml" xmlns:wp14="http://schemas.microsoft.com/office/word/2010/wordprocessingDrawing" xmlns:wp="http://schemas.openxmlformats.org/drawingml/2006/wordprocessingDrawing" xmlns:w10="urn:schemas-microsoft-com:office:word" xmlns:w="http://schemas.openxmlformats.org/wordprocessingml/2006/main" xmlns:w14="http://schemas.microsoft.com/office/word/2010/wordml" xmlns:w15="http://schemas.microsoft.com/office/word/2012/wordml" xmlns:w16cex="http://schemas.microsoft.com/office/word/2018/wordml/cex" xmlns:w16cid="http://schemas.microsoft.com/office/word/2016/wordml/cid" xmlns:w16="http://schemas.microsoft.com/office/word/2018/wordml" xmlns:w16du="http://schemas.microsoft.com/office/word/2023/wordml/word16du" xmlns:w16sdtdh="http://schemas.microsoft.com/office/word/2020/wordml/sdtdatahash" xmlns:w16sdtfl="http://schemas.microsoft.com/office/word/2024/wordml/sdtformatlock" xmlns:w16se="http://schemas.microsoft.com/office/word/2015/wordml/symex" xmlns:wpg="http://schemas.microsoft.com/office/word/2010/wordprocessingGroup" xmlns:wpi="http://schemas.microsoft.com/office/word/2010/wordprocessingInk" xmlns:wne="http://schemas.microsoft.com/office/word/2006/wordml" xmlns:wps="http://schemas.microsoft.com/office/word/2010/wordprocessingShape" mc:Ignorable="w14 w15 w16se w16cid w16 w16cex w16sdtdh w16sdtfl w16du wp14">
   <w:abstractNum w:abstractNumId="0" w15:restartNumberingAfterBreak="0">
     <w:nsid w:val="0B9B6B9F"/>
     <w:multiLevelType w:val="hybridMultilevel"/>
@@ -5907,7 +5967,7 @@
 </file>
 
 <file path=word/styles.xml><?xml version="1.0" encoding="utf-8"?>
-<w:styles xmlns:mc="http://schemas.openxmlformats.org/markup-compatibility/2006" xmlns:r="http://schemas.openxmlformats.org/officeDocument/2006/relationships" xmlns:w="http://schemas.openxmlformats.org/wordprocessingml/2006/main" xmlns:w14="http://schemas.microsoft.com/office/word/2010/wordml" xmlns:w15="http://schemas.microsoft.com/office/word/2012/wordml" xmlns:w16cex="http://schemas.microsoft.com/office/word/2018/wordml/cex" xmlns:w16cid="http://schemas.microsoft.com/office/word/2016/wordml/cid" xmlns:w16="http://schemas.microsoft.com/office/word/2018/wordml" xmlns:w16du="http://schemas.microsoft.com/office/word/2023/wordml/word16du" xmlns:w16sdtdh="http://schemas.microsoft.com/office/word/2020/wordml/sdtdatahash" xmlns:w16se="http://schemas.microsoft.com/office/word/2015/wordml/symex" mc:Ignorable="w14 w15 w16se w16cid w16 w16cex w16sdtdh w16du">
+<w:styles xmlns:mc="http://schemas.openxmlformats.org/markup-compatibility/2006" xmlns:r="http://schemas.openxmlformats.org/officeDocument/2006/relationships" xmlns:w="http://schemas.openxmlformats.org/wordprocessingml/2006/main" xmlns:w14="http://schemas.microsoft.com/office/word/2010/wordml" xmlns:w15="http://schemas.microsoft.com/office/word/2012/wordml" xmlns:w16cex="http://schemas.microsoft.com/office/word/2018/wordml/cex" xmlns:w16cid="http://schemas.microsoft.com/office/word/2016/wordml/cid" xmlns:w16="http://schemas.microsoft.com/office/word/2018/wordml" xmlns:w16du="http://schemas.microsoft.com/office/word/2023/wordml/word16du" xmlns:w16sdtdh="http://schemas.microsoft.com/office/word/2020/wordml/sdtdatahash" xmlns:w16sdtfl="http://schemas.microsoft.com/office/word/2024/wordml/sdtformatlock" xmlns:w16se="http://schemas.microsoft.com/office/word/2015/wordml/symex" mc:Ignorable="w14 w15 w16se w16cid w16 w16cex w16sdtdh w16sdtfl w16du">
   <w:docDefaults>
     <w:rPrDefault>
       <w:rPr>

--- a/lessons/29/MotorControllerIntro.docx
+++ b/lessons/29/MotorControllerIntro.docx
@@ -49,7 +49,7 @@
         <w:rPr>
           <w:rFonts w:cs="Cavolini"/>
         </w:rPr>
-        <w:t>3</w:t>
+        <w:t>4</w:t>
       </w:r>
     </w:p>
     <w:p>
@@ -74,13 +74,21 @@
         <w:t xml:space="preserve">n L298N motor controller component. </w:t>
       </w:r>
       <w:r>
-        <w:t>While this is not exactly what is found on the Yahboom controller board, y</w:t>
-      </w:r>
-      <w:r>
-        <w:t xml:space="preserve">ou’ll get a look at </w:t>
-      </w:r>
-      <w:r>
-        <w:t>typical</w:t>
+        <w:t xml:space="preserve">While this is not exactly what is found on the Yahboom controller board, </w:t>
+      </w:r>
+      <w:proofErr w:type="gramStart"/>
+      <w:r>
+        <w:t>y</w:t>
+      </w:r>
+      <w:r>
+        <w:t>ou’ll</w:t>
+      </w:r>
+      <w:proofErr w:type="gramEnd"/>
+      <w:r>
+        <w:t xml:space="preserve"> get a look at </w:t>
+      </w:r>
+      <w:r>
+        <w:t>the typical</w:t>
       </w:r>
       <w:r>
         <w:t xml:space="preserve"> hardware required for </w:t>
@@ -1981,7 +1989,15 @@
         <w:t xml:space="preserve"> </w:t>
       </w:r>
       <w:r>
-        <w:t>You will be testing the piRover drive function. Be sure to have your piRover suspended using a prop such as the original kit box.</w:t>
+        <w:t xml:space="preserve">You will be </w:t>
+      </w:r>
+      <w:proofErr w:type="gramStart"/>
+      <w:r>
+        <w:t>testing</w:t>
+      </w:r>
+      <w:proofErr w:type="gramEnd"/>
+      <w:r>
+        <w:t xml:space="preserve"> the piRover drive function. Be sure to have your piRover suspended using a prop such as the original kit box.</w:t>
       </w:r>
     </w:p>
     <w:p>
@@ -2308,8 +2324,13 @@
           </wp:anchor>
         </w:drawing>
       </w:r>
-      <w:r>
-        <w:t xml:space="preserve">Let’s take a </w:t>
+      <w:proofErr w:type="gramStart"/>
+      <w:r>
+        <w:t>Let’s</w:t>
+      </w:r>
+      <w:proofErr w:type="gramEnd"/>
+      <w:r>
+        <w:t xml:space="preserve"> take a </w:t>
       </w:r>
       <w:r>
         <w:t>guess at some code</w:t>
@@ -2835,7 +2856,15 @@
         <w:t>backward() function. Adjust the code as required to create</w:t>
       </w:r>
       <w:r>
-        <w:t xml:space="preserve"> backward or reverse motion. Test your code</w:t>
+        <w:t xml:space="preserve"> backward or reverse motion. </w:t>
+      </w:r>
+      <w:proofErr w:type="gramStart"/>
+      <w:r>
+        <w:t>Test</w:t>
+      </w:r>
+      <w:proofErr w:type="gramEnd"/>
+      <w:r>
+        <w:t xml:space="preserve"> your code</w:t>
       </w:r>
     </w:p>
     <w:p>
@@ -2869,7 +2898,15 @@
         <w:contextualSpacing w:val="0"/>
       </w:pPr>
       <w:r>
-        <w:t xml:space="preserve">Add a few additional movements at the end of the </w:t>
+        <w:t xml:space="preserve">Add </w:t>
+      </w:r>
+      <w:proofErr w:type="gramStart"/>
+      <w:r>
+        <w:t>a few</w:t>
+      </w:r>
+      <w:proofErr w:type="gramEnd"/>
+      <w:r>
+        <w:t xml:space="preserve"> additional movements at the end of the </w:t>
       </w:r>
       <w:r>
         <w:t>file</w:t>
